--- a/zaini_case_audit_output/outputs/word/documents/056_حكم نهائي بإبراء ذمة الشيخ من تنفيذ عاتقة ـ 13-04-1447.docx
+++ b/zaini_case_audit_output/outputs/word/documents/056_حكم نهائي بإبراء ذمة الشيخ من تنفيذ عاتقة ـ 13-04-1447.docx
@@ -182,7 +182,7 @@
           <w:b w:val="0"/>
           <w:i w:val="0"/>
         </w:rPr>
-        <w:t>أسامھ بن احمد بن عبا</w:t>
+        <w:t>ابع نب دمحا نب ھماسأ</w:t>
       </w:r>
     </w:p>
     <w:p>
@@ -195,7 +195,7 @@
           <w:b w:val="0"/>
           <w:i w:val="0"/>
         </w:rPr>
-        <w:t>أسامھ بن احمد بن عبا</w:t>
+        <w:t>ابع نب دمحا نب ھماسأ</w:t>
       </w:r>
     </w:p>
     <w:p>
@@ -234,7 +234,7 @@
           <w:b w:val="0"/>
           <w:i w:val="0"/>
         </w:rPr>
-        <w:t>۳۰۷۱٤٦۱۳۷٤ كص مقر</w:t>
+        <w:t>رقم صك ٤۷۳۱٤٦۱۷۰۳</w:t>
       </w:r>
     </w:p>
     <w:p>
@@ -247,7 +247,7 @@
           <w:b w:val="0"/>
           <w:i w:val="0"/>
         </w:rPr>
-        <w:t>رات ـخ صلا ـك : ۳۱٤/۰/۷٤٤۱ مقر حفصلا ـة : ۱ ةرئاد ذيفنتلا ةيناثلا ةمكحم ذيفنتلا ةظفاحمب ةدج</w:t>
+        <w:t>جدة بمحافظة التنفيذ محكمة الثانية التنفيذ دائرة ۱ : ةـ الصفح رقم ۱٤٤۷/۰٤/۱۳ : كـ الص خـ تار</w:t>
       </w:r>
     </w:p>
     <w:p>
@@ -364,7 +364,7 @@
           <w:b w:val="0"/>
           <w:i w:val="0"/>
         </w:rPr>
-        <w:t>أسامھ بن احمد بن عبا</w:t>
+        <w:t>ابع نب دمحا نب ھماسأ</w:t>
       </w:r>
     </w:p>
     <w:p>
@@ -377,7 +377,7 @@
           <w:b w:val="0"/>
           <w:i w:val="0"/>
         </w:rPr>
-        <w:t>أسامھ بن احمد بن عبا</w:t>
+        <w:t>ابع نب دمحا نب ھماسأ</w:t>
       </w:r>
     </w:p>
     <w:p>
@@ -403,7 +403,7 @@
           <w:b w:val="0"/>
           <w:i w:val="0"/>
         </w:rPr>
-        <w:t>۳۰۷۱٤٦۱۳۷٤ كص مقر</w:t>
+        <w:t>رقم صك ٤۷۳۱٤٦۱۷۰۳</w:t>
       </w:r>
     </w:p>
     <w:p>
@@ -416,7 +416,7 @@
           <w:b w:val="0"/>
           <w:i w:val="0"/>
         </w:rPr>
-        <w:t>رات ـخ صلا ـك : ۳۱٤/۰/۷٤٤۱ مقر حفصلا ـة : ۲ ةرئاد ذيفنتلا ةيناثلا ةمكحم ذيفنتلا ةظفاحمب ةدج</w:t>
+        <w:t>جدة بمحافظة التنفيذ محكمة الثانية التنفيذ دائرة ۲ : ةـ الصفح رقم ۱٤٤۷/۰٤/۱۳ : كـ الص خـ تار</w:t>
       </w:r>
     </w:p>
     <w:p>
@@ -533,7 +533,7 @@
           <w:b w:val="0"/>
           <w:i w:val="0"/>
         </w:rPr>
-        <w:t>أسامھ بن احمد بن عبا</w:t>
+        <w:t>ابع نب دمحا نب ھماسأ</w:t>
       </w:r>
     </w:p>
     <w:p>
@@ -546,7 +546,7 @@
           <w:b w:val="0"/>
           <w:i w:val="0"/>
         </w:rPr>
-        <w:t>أسامھ بن احمد بن عبا</w:t>
+        <w:t>ابع نب دمحا نب ھماسأ</w:t>
       </w:r>
     </w:p>
     <w:p>
@@ -572,7 +572,7 @@
           <w:b w:val="0"/>
           <w:i w:val="0"/>
         </w:rPr>
-        <w:t>بابس بابس</w:t>
+        <w:t>سباب سباب</w:t>
       </w:r>
     </w:p>
     <w:p>
@@ -598,7 +598,7 @@
           <w:b w:val="0"/>
           <w:i w:val="0"/>
         </w:rPr>
-        <w:t>۳۰۷۱٤٦۱۳۷٤ كص مقر</w:t>
+        <w:t>رقم صك ٤۷۳۱٤٦۱۷۰۳</w:t>
       </w:r>
     </w:p>
     <w:p>
@@ -611,7 +611,7 @@
           <w:b w:val="0"/>
           <w:i w:val="0"/>
         </w:rPr>
-        <w:t>رات ـخ صلا ـك : ۳۱٤/۰/۷٤٤۱ مقر حفصلا ـة : ۳ ةرئاد ذيفنتلا ةيناثلا ةمكحم ذيفنتلا ةظفاحمب ةدج</w:t>
+        <w:t>جدة بمحافظة التنفيذ محكمة الثانية التنفيذ دائرة ۳ : ةـ الصفح رقم ۱٤٤۷/۰٤/۱۳ : كـ الص خـ تار</w:t>
       </w:r>
     </w:p>
     <w:p>
@@ -728,7 +728,7 @@
           <w:b w:val="0"/>
           <w:i w:val="0"/>
         </w:rPr>
-        <w:t>أسامھ بن احمد بن عبا</w:t>
+        <w:t>ابع نب دمحا نب ھماسأ</w:t>
       </w:r>
     </w:p>
     <w:p>
@@ -741,7 +741,7 @@
           <w:b w:val="0"/>
           <w:i w:val="0"/>
         </w:rPr>
-        <w:t>أسامھ بن احمد بن عبا</w:t>
+        <w:t>ابع نب دمحا نب ھماسأ</w:t>
       </w:r>
     </w:p>
     <w:p>
@@ -754,7 +754,7 @@
           <w:b w:val="0"/>
           <w:i w:val="0"/>
         </w:rPr>
-        <w:t>ھبلطب ، كلذل ھل دقف : بـسحب لاوـح ،- كـلذو نود لـالخإ يأـب رثأ رخآ ھـبتر ماـظنلا ،" رم يذـلا ت ت ھـعم ةـمكحملا مـك ل دـملل ھـب ، نود رذـع لوـبقم ، ةـمكحمللف نأ ررقت طوقـس ھـقح ميدـقت ليلدـلا ، وأ يأ عـفد وأ بـلط لـصتم ھـب - ةـلد ةـيئارج ماـظنل تاـبث ا ـصنو اـم ي " : اذإ فـلخت مـص ا نـع روـض ا ، وأ عـنتما وأ مـل مدـقي اـم فل إ كـلذ نأ مدـع روـضح دملا اـ لع طقـس ھـعم اـ قح عافدـلا درلاو ع قـفو اـم ھتنمـضت ةداملا ( ١٩ ) نم " ھجوـت ةـمكحملا نـ ميلا ةـممتملا دـملل اذإ مدـق ـاليلد اـصقان قوـق ا ةـيلاملا ، نإـف فـلح مـكُح ھل ،" فاـضني</w:t>
+        <w:t>ينضـاف "، لھ حُكـم حلـف فـإن ، الماليـة ا قـوق ناقصـا دليلاـ قـدم إذا للمـد المتممـة اليم ـن المحكمـة تـوجھ " من ( ١٩ ) المادة تضـمنتھ مـا وفـق ع والرد الـدفاع حق ـا معـھ سـقط عل ـا المد حضـور عـدم أن ذلـك إ لف مـا يقـدم لـم أو امتنـع أو ، ا ضـور عـن ا صـم تخلـف إذا : " ي مـا ونصـ ا ثبـات لنظـام جرائيـة دلـة - بـھ متصـل طلـب أو دفـع أي أو ، الـدليل تقـديم حقـھ سـقوط تقرر أن فللمحكمـة ، مقبـول عـذر دون ، بـھ للمـد ل كـم المحكمـة معـھ ت ت الـذي مر "، النظـام رتبـھ آخر أثر بـأي إخلاـل دون وذلـك -، حـوال بحسـب : فقد لھ لذلك ، بطلبھ</w:t>
       </w:r>
     </w:p>
     <w:p>
@@ -767,7 +767,7 @@
           <w:b w:val="0"/>
           <w:i w:val="0"/>
         </w:rPr>
-        <w:t>قوطنم قوطنم مك ا مك ا</w:t>
+        <w:t>ا كم ا كم منطوق منطوق</w:t>
       </w:r>
     </w:p>
     <w:p>
@@ -780,7 +780,7 @@
           <w:b w:val="0"/>
           <w:i w:val="0"/>
         </w:rPr>
-        <w:t>ھب و .ن عمجأ ررح خ راتب ١٣ / ٠٤ / ١٤٤٧ ـ وم .بابـسألاب عيمج و ام مدقت تمكح ةمكحملا ، ا و قيفوتلا ، ـصو هللا ملسو ع ان بن دمحم عو ھلآ ٢١٩،٦٥١ ) ةعبـس نورـشعو اـنويلم ةئامتـسو دـحاوو نوـسمخو اـفلأ ناـتئمو ةعـس و رـشع ـالا ر ايدوعـس ؛ امل و يذـيفنتلا لـحم ىوعدـلا دـيقملاو مـقرب ( 401024501240718 ) خـ راتو ٠٨ / ٠٤ / ١٤٤٥ ـ غـلبمب هردـق ( ،٢٧ (1007056847 ،) دـملل / ھماـسأ نـب دـمحا نـب ساـبع ز ل ـ ي دـم مـقر ( 1008017301 ،) نـم بلطلا تـ ث ةـ مكحملل اـ م ي : ءاربإ دملا اـ لع / ھقتاـ ع يدـ محم عدـ محم يزار ا ل ـ ي دـ م مقر</w:t>
+        <w:t>رقم م ـد ي ـ ل ا رازي محم ـدع محم ـدي ع ـاتقھ / عل ـا المد إبراء : ي م ـا للمحكم ـة ث ـت الطلب مـن (، 1008017301 ) رقـم مـد ي ـ ل ز عبـاس بـن احمـد بـن أسـامھ / للمـد (، 1007056847) ٢٧، ) قـدره بمبلـغ ـ ١٤٤٥ / ٠٤ / ٠٨ وتار ـخ ( 401024501240718 ) برقـم والمقيـد الـدعوى محـل التنفيـذي و لما ؛ سـعوديا ر الاـ عشـر و سـعة ومئتـان ألفـا وخمسـون وواحـد وسـتمائة مليونـا وعشـرون سـبعة ( ٦٥١،٢١٩ آلھ وع محمد نب نا ع وسلم الله وصـ ، التوفيق و ا ، المحكمة حكمت تقدم ما و جميع بالأسـباب. مو ـ ١٤٤٧ / ٠٤ / ١٣ بتار خ حرر أجمع ن. و بھ</w:t>
       </w:r>
     </w:p>
     <w:p>
@@ -793,7 +793,7 @@
           <w:b w:val="0"/>
           <w:i w:val="0"/>
         </w:rPr>
-        <w:t>ةغيصلا ةغيصلا ةيذيفنتلا ةيذيفنتلا</w:t>
+        <w:t>التنفيذية التنفيذية الصيغة الصيغة</w:t>
       </w:r>
     </w:p>
     <w:p>
@@ -858,7 +858,7 @@
           <w:b w:val="0"/>
           <w:i w:val="0"/>
         </w:rPr>
-        <w:t>۳۰۷۱٤٦۱۳۷٤ كص مقر</w:t>
+        <w:t>رقم صك ٤۷۳۱٤٦۱۷۰۳</w:t>
       </w:r>
     </w:p>
     <w:p>
@@ -871,7 +871,7 @@
           <w:b w:val="0"/>
           <w:i w:val="0"/>
         </w:rPr>
-        <w:t>رات ـخ صلا ـك : ۳۱٤/۰/۷٤٤۱ مقر حفصلا ـة : ٤ ةرئاد ذيفنتلا ةيناثلا ةمكحم ذيفنتلا ةظفاحمب ةدج</w:t>
+        <w:t>جدة بمحافظة التنفيذ محكمة الثانية التنفيذ دائرة ٤ : ةـ الصفح رقم ۱٤٤۷/۰٤/۱۳ : كـ الص خـ تار</w:t>
       </w:r>
     </w:p>
     <w:p>
@@ -1001,7 +1001,7 @@
           <w:b w:val="0"/>
           <w:i w:val="0"/>
         </w:rPr>
-        <w:t>أسامھ بن احمد بن عبا</w:t>
+        <w:t>ابع نب دمحا نب ھماسأ</w:t>
       </w:r>
     </w:p>
     <w:p>
@@ -1014,7 +1014,7 @@
           <w:b w:val="0"/>
           <w:i w:val="0"/>
         </w:rPr>
-        <w:t>أسامھ بن احمد بن عبا</w:t>
+        <w:t>ابع نب دمحا نب ھماسأ</w:t>
       </w:r>
     </w:p>
     <w:p>
@@ -1027,7 +1027,7 @@
           <w:b w:val="0"/>
           <w:i w:val="0"/>
         </w:rPr>
-        <w:t>۳۰۷۱٤٦۱۳۷٤ كص مقر</w:t>
+        <w:t>رقم صك ٤۷۳۱٤٦۱۷۰۳</w:t>
       </w:r>
     </w:p>
     <w:p>
@@ -1040,7 +1040,7 @@
           <w:b w:val="0"/>
           <w:i w:val="0"/>
         </w:rPr>
-        <w:t>ناميلس مي اربا ناميلس يدورطملا س ئر ةرئادلا ةيئاضقلا</w:t>
+        <w:t>القضائية الدائرة رئ س المطرودي سليمان ابرا يم سليمان</w:t>
       </w:r>
     </w:p>
     <w:p>
@@ -1053,7 +1053,7 @@
           <w:b w:val="0"/>
           <w:i w:val="0"/>
         </w:rPr>
-        <w:t>رات ـخ صلا ـك : ۳۱٤/۰/۷٤٤۱ مقر حفصلا ـة : ۵ ةرئاد ذيفنتلا ةيناثلا ةمكحم ذيفنتلا ةظفاحمب ةدج</w:t>
+        <w:t>جدة بمحافظة التنفيذ محكمة الثانية التنفيذ دائرة ۵ : ةـ الصفح رقم ۱٤٤۷/۰٤/۱۳ : كـ الص خـ تار</w:t>
       </w:r>
     </w:p>
     <w:sectPr>

--- a/zaini_case_audit_output/outputs/word/documents/056_حكم نهائي بإبراء ذمة الشيخ من تنفيذ عاتقة ـ 13-04-1447.docx
+++ b/zaini_case_audit_output/outputs/word/documents/056_حكم نهائي بإبراء ذمة الشيخ من تنفيذ عاتقة ـ 13-04-1447.docx
@@ -208,7 +208,7 @@
           <w:b w:val="0"/>
           <w:i w:val="0"/>
         </w:rPr>
-        <w:t>ھتفص ةيضقلاب فارطأ فارطأ ةيضقلا ةيضقلا ىدلف ىدلف ةرئاد ةرئاد ذيفنتلا ذيفنتلا ةيناثلا ةيناثلا و و ءان ءان ع ع ةيضقلا ةيضقلا مقر مقر ۱۳۹ ۱۳۹٦٤٦٤۸۱۷۷ ۸۱۷۷٤ راتو راتو خ خ ۸۰۸۰٤/٤/۰/۷٤٤٤٤۱ ـ ا ا دم دم ةالصلاو ةالصلاو مالسلاو مالسلاو ع ع لوسر لوسر هللااهللاا امأ امأ دع دع :</w:t>
+        <w:t>ھتفص ةيضقلاب فارطأ ةيضقلا ىدلف ةرئاد ذيفنتلا ةيناثلا و و ءان ع ع ةيضقلا مقر ۱۳۹ ۱۳۹٦٤٦٤۸۱۷۷ ۸۱۷۷٤ راتو خ خ ۸۰۸۰٤/٤/۰/۷٤٤٤٤۱ ـ ا ا دم دم ةالصلاو مالسلاو ع ع لوسر هللاا امأ دع دع :</w:t>
       </w:r>
     </w:p>
     <w:p>
@@ -221,7 +221,7 @@
           <w:b w:val="0"/>
           <w:i w:val="0"/>
         </w:rPr>
-        <w:t>بثإ تاـ ءارب ، هذـ عد .ياوـ ، ك اذـ دإ . و دملا ةداملا ( لع نورـشعو ٣٤ ) اـ قرـنويلم ا مـ دـع ( تـسو رودـص ةـئم دنـسلا دـحاوو ٤٠٠٣٤٤٥٠٢٣٩٤٩٧٢ ) يذـيفنتلا نوـسمخو راتبـفلأ دنـس ا خـ ز ، و نوعبـسو ةـ مـقر مـقر اـيناث : ( ( اـغلبم مازلإ هردـق : عوـضوملا ةرئاد تس ١٤٤٥/٠٣/١٣ اـفلأ ( ،ـ دـيقو ةـينطو ناـتئمو مـقر ةـماسأ نـب ١٠٠٨٠١٧٣٠١ ) بـلط ( نوعبـسو ٢٧.٦٥١.٢١٩ دـمحأ ) نـب نأب عفدـي ل ـ ر ذـيفنتلا ـالا ) امل مـقرب ( وـ وم ةعبـس ساـبع ز ةـقئاع ١٠١٧٠٩٢٧٣٣ ،) نورـشعو و دـمحم ةـ اـغلبم حي اـنويلم دـييأتب فاـن ٤٢٨٢٤٧١٧ ) مـكح عـم ةـيناثلا ةرئادـلا ليدـع ةـمكحملاب راجتلا ةـ ھقوـطنم يل راجتلا و ةـ نوـ اـمب ةدـجب ي " مـت بوني ع تاـعفارملا ا غـيلبتلا ،" ملو (466019273 ) اذـل ةيعرـشلا راتو مدـقتت خـ تررق 10 رذع ھتحئـالو / ةرئادـلا 11 ھلبقت / عامـس ةـيذيفنتلا ، 1446 و ةمكحملا ـ دقو ىوعدـلا لاؤـس ةرداصلاو دملا تدرو صخرملا / هللادـبع دـمحم ع ناـمو ثملا ةـت وـ ھت ةءارب عـالطالا ع ناـتئمو ةـمذ و ةعـس ةـيلام بـلطلا نـم رـشع يفنتلا غـلبم راتب يذـ خـ هردـقو ( لـحم لا ىوعدـ ١٤٤٥/٠٨/٢٥ يقملاو دـ مقرب .ـ ٢١٩.٠٠,٦٥١,٢٧ ) اذـل بلطأ ةعبـس ـ : هردـق م ةـينطو ھـقح ( ةـمكحملا ( ةم ـالوأ : نـع مقر دمحم ( ةئمتـسو نمـضتملاو ع : روضح راجتلا " ١٤٤٥/٠٤/٨ مازلإ اـ ةـ ا غيلبتلا .بابـسألاب هاوـعد ،ـ دـحاو ،" ـسا دإ ٤٠١٠٢٤٥٠١٢٤٠٧١٨ لو ) ٩٦.٧٧٩.٢٧٠) تـمكح ةدـجب كل ةـماسأ مـ يزار ادان ، راتو مـقرو ةتـس نـب ا صي ١٠٠٠٠١٧٣٠١ خـ و و ) ـالئاق نوـسمخو ةينو : خرؤملا ةرئادـلا ة ردـ ةرقفلل نأـب دـمحأ ( اـفلأ مقر مـك دـقل ٢ ( ( ) نوعـس رارق نـب مـت ةينطو لوـبقب عفدـي نـم ل ـ ناـتئمو ع مقر ةداملا ١٤٤٥/٠٤/٧ اـنويلم و ( ( ساـبع ميدـقت ،ـ ز ةداملا ٤٦ ١٤٤٥-٠١-٠١ ـضا ( ناندـع ،) 804332242 ةعـس ،ـ ن دـقو ) ٥٧ مـكح ٤٥٣٠٢٤١٦٢٢ ) و ) ةئمعبـسو دـقو دـمحأ ةـ نـم و رـشع ردـص الكـش راـتو ، رداـص ر تأربأ و رارق ھخ ةعـس سابع الاـ ١٠٠٧٠٥٦٨٤٧،) ةينطو ةيـضقلا نم ماـظن ةنمضتملاو نم ا تامد كل ةينو ، ملو رـضحت دملا لع ھيلاـع ، ھتفـصب ـاليكو نـع دملا بجوـمب ولا ا ةـلا الو نم مقر مدخ ةـ اقتلا ـ ع نـ ع ئر يدـل س انأ مـيمع ةـمكحملا اـعم ناميلـس مـقر نب زو ( ر اربإ 23 / ع مي دـ لدـعلا 47 ) مـقر راتو قفاوملاو خـ يدورطملا 13 / ئر ةـ 08 ع ت / س / لا 01 8135 ليلدـ راتو خـ ارج / ةرئاد 1447 ذيفنتلا ـ ، ي ل مد ةـ ، فو 05 / 10 / 1441 ةيناثلا تـحتتفا ا ةمكحمب ةـسل اـ ضح رـ دملا و ةـلا يماـحملا ـ نمـضتملاو ةـقفاوملا ع قـالطإ ذيفنتلا ماـمتب ةدجب ةـعاسلا ( بجومب رارق 10:30)ص ءاـنب ةليـضف اقولا اقولا ع ع ھقتاع يدمحم عدمحم ا يزار لا و ة ةينطولا ۷٤۸٦۵۰۷۰۰۱ يدوعس دم ھيلع ھماسأ نب دمحا نب سابع ز لا و ة ةينطولا ۱۰۳۷۱۰۸۰۰۱ يدوعس دملا مس عون لا و ة مقر لا و ة ا ةيس</w:t>
+        <w:t>بثإ تاـ ءارب ، هذـ عد .ياوـ ، ك اذـ دإ . و دملا ةداملا ( لع نورـشعو ٣٤ ) اـ قرـنويلم ا مـ دـع ( تـسو رودـص ةـئم دنـسلا دـحاوو ٤٠٠٣٤٤٥٠٢٣٩٤٩٧٢ ) يذـيفنتلا نوـسمخو راتبـفلأ دنـس ا خـ ز ، و نوعبـسو ةـ مـقر اـيناث : ( ( اـغلبم مازلإ هردـق : عوـضوملا ةرئاد تس ١٤٤٥/٠٣/١٣ اـفلأ ( ،ـ دـيقو ةـينطو ناـتئمو مـقر ةـماسأ نـب ١٠٠٨٠١٧٣٠١ ) بـلط ( نوعبـسو ٢٧.٦٥١.٢١٩ دـمحأ ) نـب نأب عفدـي ل ـ ر ذـيفنتلا ـالا ) امل مـقرب ( وـ وم ةعبـس ساـبع ز ةـقئاع ١٠١٧٠٩٢٧٣٣ ،) نورـشعو و دـمحم ةـ اـغلبم حي اـنويلم دـييأتب فاـن ٤٢٨٢٤٧١٧ ) مـكح عـم ةـيناثلا ةرئادـلا ليدـع ةـمكحملاب راجتلا ةـ ھقوـطنم يل راجتلا و ةـ نوـ اـمب ةدـجب ي " مـت بوني ع تاـعفارملا ا غـيلبتلا ،" ملو (466019273 ) اذـل ةيعرـشلا راتو مدـقتت خـ تررق 10 رذع ھتحئـالو / ةرئادـلا 11 ھلبقت / عامـس ةـيذيفنتلا ، 1446 و ةمكحملا ـ دقو ىوعدـلا لاؤـس ةرداصلاو دملا تدرو صخرملا / هللادـبع دـمحم ع ناـمو ثملا ةـت وـ ھت ةءارب عـالطالا ع ناـتئمو ةـمذ و ةعـس ةـيلام بـلطلا نـم رـشع يفنتلا غـلبم راتب يذـ خـ هردـقو ( لـحم لا ىوعدـ ١٤٤٥/٠٨/٢٥ يقملاو دـ مقرب .ـ ٢١٩.٠٠,٦٥١,٢٧ ) اذـل بلطأ ةعبـس ـ : هردـق م ةـينطو ھـقح ( ةـمكحملا ( ةم ـالوأ : نـع مقر دمحم ( ةئمتـسو نمـضتملاو ع : روضح راجتلا " ١٤٤٥/٠٤/٨ مازلإ اـ ةـ ا غيلبتلا .بابـسألاب هاوـعد ،ـ دـحاو ،" ـسا دإ ٤٠١٠٢٤٥٠١٢٤٠٧١٨ لو ) ٩٦.٧٧٩.٢٧٠) تـمكح ةدـجب كل ةـماسأ مـ يزار ادان ، راتو مـقرو ةتـس نـب ا صي ١٠٠٠٠١٧٣٠١ خـ و و ) ـالئاق نوـسمخو ةينو : خرؤملا ةرئادـلا ة ردـ ةرقفلل نأـب دـمحأ ( اـفلأ مقر مـك دـقل ٢ ( ( ) نوعـس رارق نـب مـت ةينطو لوـبقب عفدـي نـم ل ـ ناـتئمو ع مقر ةداملا ١٤٤٥/٠٤/٧ اـنويلم و ( ( ساـبع ميدـقت ،ـ ز ةداملا ٤٦ ١٤٤٥-٠١-٠١ ـضا ( ناندـع ،) 804332242 ةعـس ،ـ ن دـقو ) ٥٧ مـكح ٤٥٣٠٢٤١٦٢٢ ) و ) ةئمعبـسو دـقو دـمحأ ةـ نـم و رـشع ردـص الكـش راـتو ، رداـص ر تأربأ و رارق ھخ ةعـس سابع الاـ ١٠٠٧٠٥٦٨٤٧،) ةينطو ةيـضقلا نم ماـظن ةنمضتملاو نم ا تامد كل ةينو ، ملو رـضحت دملا لع ھيلاـع ، ھتفـصب ـاليكو نـع دملا بجوـمب ولا ا ةـلا الو نم مقر مدخ ةـ اقتلا ـ ع نـ ع ئر يدـل س انأ مـيمع ةـمكحملا اـعم ناميلـس مـقر نب زو ( ر اربإ 23 / ع مي دـ لدـعلا 47 ) مـقر راتو قفاوملاو خـ يدورطملا 13 / ئر ةـ 08 ع ت / س / لا 01 8135 ليلدـ راتو خـ ارج / ةرئاد 1447 ذيفنتلا ـ ، ي ل مد ةـ ، فو 05 / 10 / 1441 ةيناثلا تـحتتفا ا ةمكحمب ةـسل اـ ضح رـ دملا و ةـلا يماـحملا ـ نمـضتملاو ةـقفاوملا ع قـالطإ ذيفنتلا ماـمتب ةدجب ةـعاسلا ( بجومب رارق 10:30)ص ءاـنب ةليـضف اقولا ع ع ھقتاع يدمحم عدمحم ا يزار لا و ة ةينطولا ۷٤۸٦۵۰۷۰۰۱ يدوعس دم ھيلع ھماسأ نب دمحا نب سابع ز لا و ة ةينطولا ۱۰۳۷۱۰۸۰۰۱ يدوعس دملا مس عون لا و ة مقر لا و ة ا ةيس</w:t>
       </w:r>
     </w:p>
     <w:p>
@@ -572,7 +572,7 @@
           <w:b w:val="0"/>
           <w:i w:val="0"/>
         </w:rPr>
-        <w:t>سباب سباب</w:t>
+        <w:t>سباب</w:t>
       </w:r>
     </w:p>
     <w:p>
@@ -767,7 +767,7 @@
           <w:b w:val="0"/>
           <w:i w:val="0"/>
         </w:rPr>
-        <w:t>ا كم ا كم منطوق منطوق</w:t>
+        <w:t>ا كم ا كم منطوق</w:t>
       </w:r>
     </w:p>
     <w:p>
@@ -793,7 +793,7 @@
           <w:b w:val="0"/>
           <w:i w:val="0"/>
         </w:rPr>
-        <w:t>التنفيذية التنفيذية الصيغة الصيغة</w:t>
+        <w:t>التنفيذية الصيغة</w:t>
       </w:r>
     </w:p>
     <w:p>
@@ -819,7 +819,7 @@
           <w:b w:val="0"/>
           <w:i w:val="0"/>
         </w:rPr>
-        <w:t>ةرادإ ةرادإ ىواعدلا ىواعدلا ما ح و ما ح و</w:t>
+        <w:t>ةرادإ ىواعدلا ما ح و ما ح و</w:t>
       </w:r>
     </w:p>
     <w:p>
@@ -832,7 +832,7 @@
           <w:b w:val="0"/>
           <w:i w:val="0"/>
         </w:rPr>
-        <w:t>باس كا باس كا ةيعطقلا ةيعطقلا مب مب ةدملا ةدملا</w:t>
+        <w:t>باس كا باس كا ةيعطقلا مب مب ةدملا</w:t>
       </w:r>
     </w:p>
     <w:p>
@@ -884,7 +884,7 @@
           <w:b w:val="0"/>
           <w:i w:val="0"/>
         </w:rPr>
-        <w:t>ةرادإ ةرادإ ىواعدلا ىواعدلا ما ح و ما ح و</w:t>
+        <w:t>ةرادإ ىواعدلا ما ح و ما ح و</w:t>
       </w:r>
     </w:p>
     <w:p>

--- a/zaini_case_audit_output/outputs/word/documents/056_حكم نهائي بإبراء ذمة الشيخ من تنفيذ عاتقة ـ 13-04-1447.docx
+++ b/zaini_case_audit_output/outputs/word/documents/056_حكم نهائي بإبراء ذمة الشيخ من تنفيذ عاتقة ـ 13-04-1447.docx
@@ -78,7 +78,9 @@
           <w:b w:val="0"/>
           <w:i w:val="0"/>
         </w:rPr>
-        <w:t>أسامھ بن احمد بن عباس زيني</w:t>
+        <w:t>[صفحة 1]</w:t>
+        <w:br/>
+        <w:t>2</w:t>
       </w:r>
     </w:p>
     <w:p>
@@ -91,7 +93,7 @@
           <w:b w:val="0"/>
           <w:i w:val="0"/>
         </w:rPr>
-        <w:t>أسامھ بن احمد بن عباس زيني</w:t>
+        <w:t>1 ةيدوعسلا ةيبرعلا ةكلمملا كلا</w:t>
       </w:r>
     </w:p>
     <w:p>
@@ -104,7 +106,7 @@
           <w:b w:val="0"/>
           <w:i w:val="0"/>
         </w:rPr>
-        <w:t>أسامھ بن احمد بن عباس زيني</w:t>
+        <w:t>0</w:t>
       </w:r>
     </w:p>
     <w:p>
@@ -117,7 +119,23 @@
           <w:b w:val="0"/>
           <w:i w:val="0"/>
         </w:rPr>
-        <w:t>أسامھ بن احمد بن عباس زيني</w:t>
+        <w:t>سس _ سبل ف</w:t>
+        <w:br/>
+        <w:t>محكمة التنفيذ بمحافظة جدة رقم الصفحة: ‎١‏ ا</w:t>
+        <w:br/>
+        <w:t>دائرة التنفيذ الثانية تاريخ الصك: ‎١547/.54/١‏ -النطه [س]</w:t>
+        <w:br/>
+        <w:t>الحمد لله والصلاة والسلام على رسول الله أما يعد:</w:t>
+        <w:br/>
+        <w:t>قلدى دائرة التنفيذ الثانية وبناء على القكبية رقم ١812551١/الا2‏ وتاريخ 5/.8./ا55١‏ ه</w:t>
+        <w:br/>
+        <w:t>سل ا سس ظل ةيضقلا قارطأ ل</w:t>
+        <w:br/>
+        <w:t>أسامه بن احمد بن عباس زيني الهوية الوطنية اا ‎١٠.‏ سعودي المدعي</w:t>
+        <w:br/>
+        <w:t>عاتقه محمديعي محمدعلى الحرازي الهبوية الوطنية !4ه ‎١٠...‏ سعودي مدعى عليه</w:t>
+        <w:br/>
+        <w:t>عئاقولا</w:t>
       </w:r>
     </w:p>
     <w:p>
@@ -130,7 +148,43 @@
           <w:b w:val="0"/>
           <w:i w:val="0"/>
         </w:rPr>
-        <w:t>أسامھ بن احمد بن عباس زيني</w:t>
+        <w:t>لدي أنا سليمان بن إبراهيم المطرودي رئيس دائرة التنفيذ الثانية بمحكمة التنفيذ بجدة بموجب قرار فضيلة</w:t>
+        <w:br/>
+        <w:t>رئيس المحكمة رقم (23 / 47) وتاريخ 08 / 01 / 1447ه.ء افتتحت الجلسة بتمام الساعة (10:30)ص بناء</w:t>
+        <w:br/>
+        <w:t>على تعميم معالي وزير العدل رقم 13 / ت / 8135 وتاريخ 05 / 10 / 1441ه والمتضمن الموافقة على إطلاق</w:t>
+        <w:br/>
+        <w:t>المرخص/عبد اللّه محمد علي كومان المثبتة هويته بعاليه. بصفته وكيلاءً عن المدعي بموجب الوكالة رقم</w:t>
+        <w:br/>
+        <w:t>(466019273) وتاريخ 10 / 11 / 1446ه والصادرة من الخدمات الإلكترونية, ولم تحضر المدعى علبها ولا من</w:t>
+        <w:br/>
+        <w:t>ينوب عنها ولم تتقدم بعذر تقبله المحكمة وقد وردت مهمة التبليغ الإلكترونية رقم (304332242) والمتضمنة</w:t>
+        <w:br/>
+        <w:t>"تم التبليغ". لذا قررت الدائرة سماع الدعوى في حقه حضورياً استناداً للفقرة (؟) من المادة (لا0) من نظام</w:t>
+        <w:br/>
+        <w:t>المرافعات الشرعية ولائحته التنفيذية. وبسؤال المدعي عن دعواه إدعى قائلاٌ لقد تم تقديم حكم صادر من</w:t>
+        <w:br/>
+        <w:t>دائرة الاستئناف الثانية بالمحكمة التجارية بجدة والمتضمن: "حكمت الدائرة بقبول الاعتراضين شكلاً. وفي</w:t>
+        <w:br/>
+        <w:t>الموضوع بتأييد حكم الدائرة التجارية الأولى في المحكمة التجارية بجدة المؤرخ في ١.-1.-550١ه‏ في القضية</w:t>
+        <w:br/>
+        <w:t>رقم (478741711) مع تعديل منطوقه ليكون بما يلي: (أولاً إلزام أسامة بن أحمد بن عباس زيني هوية وطنية</w:t>
+        <w:br/>
+        <w:t>مبلغاً قدره::(71/.101.719) سبعة وعشرون مليوناً وستمئة واحد وخمسون ألفاً ومئتان وتسعة عشنربالاً</w:t>
+        <w:br/>
+        <w:t>ثانياً: إلزام أسامة بن أحمد بن عباس زيني هوية وطنية رقم ‎)٠٠٠٠١١17701(‏ بأن يدفع لعدنان أحمد عباس</w:t>
+        <w:br/>
+        <w:t>زبنيء هوية وطنية رقم ‎.)٠١17/::971/57(‏ مبلغاً قدره (97.1779.770)ستة وتسعون مليوناً وسبعمئة وتسعة</w:t>
+        <w:br/>
+        <w:t>وسبعون ألفاً ومئتان وسبعون ريالا-) لما هو موضح بالأسباب.". ورقم الحكم 2.5575 أمع) وتاريخه</w:t>
+        <w:br/>
+        <w:t>المادة (4؟) رقم (2.8.5526.7792491/7) بتاريخ ‎5245/٠5/8‏ ١ههء‏ ولم يصدر قرار المادة (57): وقد أبرأتني</w:t>
+        <w:br/>
+        <w:t>المدعى عليها بعد صدور السند التنفيذي سند براءة ذمة مالية من مبلغ وقدره (..601,519,لا؟) سبعة</w:t>
+        <w:br/>
+        <w:t>وعشرون مليونًا وست مئة وواحد وخمسون ألما ومئتان وتسعة عشر # بتاريخ 6ه لذا أطلب</w:t>
+        <w:br/>
+        <w:t>إثبات الإبراءء هذه دعواي.. هكذا إدعى. وبالاطلاع علي الطلب التنفيذي محل الدعوى والمقيد برقم</w:t>
       </w:r>
     </w:p>
     <w:p>
@@ -143,7 +197,11 @@
           <w:b w:val="0"/>
           <w:i w:val="0"/>
         </w:rPr>
-        <w:t>أسامھ بن احمد بن عباس زيني</w:t>
+        <w:t>[صفحة 2]</w:t>
+        <w:br/>
+        <w:t>حصت العربية السعودية صك رقم 54511/.7١الاء‏</w:t>
+        <w:br/>
+        <w:t>سم يبب ل 2س</w:t>
       </w:r>
     </w:p>
     <w:p>
@@ -156,7 +214,75 @@
           <w:b w:val="0"/>
           <w:i w:val="0"/>
         </w:rPr>
-        <w:t>أسامھ بن احمد بن عباس زيني</w:t>
+        <w:t>محكمة التنفيذ بمحافظة جدة رقم الصفحة: ‎١‏ ا</w:t>
+        <w:br/>
+        <w:t>دائرة التنفيذ الثانية | تاريغ الصك: ‎١440/4/1‏ لنطة فا</w:t>
+        <w:br/>
+        <w:t>(725.172310١0٠١)وتاريخ‏ 08 /04 / 1445هوالمقدم من قبل المدعى عللبها ضد المدعي. والمتضمن</w:t>
+        <w:br/>
+        <w:t>:ًالئاق باجأف .هاوعد ةحص ىلع هتنيب ةلاكو يعدملا لاؤسيبو :(46 ذيفنت ديق) بلطلا ةلاحو ءه.أ"":قحلا فصو</w:t>
+        <w:br/>
+        <w:t>سند براء ذمة المالية المرفق في المعاملة. هكذا أجاب. وبالاطلاع على ما أرفقه المدعي في المعاملة من سند براءة</w:t>
+        <w:br/>
+        <w:t>ذمة المالية والمتضمن ما نصه:" طلب تنفيذ بشأن مطالبة مالية والمبلغ المطلوب تنفيذه (27651219)"أ.ه</w:t>
+        <w:br/>
+        <w:t>هلكوم رخأت ببس نع ةلاكو يعدملا لاؤسبو .نيدهاش عيقوتب ليذ امك .دنسلا يف ءاج امب رقملا ةمصبب ليذملا</w:t>
+        <w:br/>
+        <w:t>بالتقديم بهذه المنازعة حيث أن السند حرر بتاريخ 25 / 08 / 1445هء. فأجاب قائلا ل أعلم تحديداً وأطلب</w:t>
+        <w:br/>
+        <w:t>هباوج راضحإ هيلعو لابمإلا هبلط ضفرت ةرئادلا نأب هماهفإ يرجف .باجأ اذكه .هلاؤسو يلكومل عوجرلل ةلهم</w:t>
+        <w:br/>
+        <w:t>درلا متي ملو يلكوم عم لصاوتلا ىرج :ًالئاق ةلاكو يعدملا فدرأ مث .هبجومب دعتساو كلذ:مهفف ,ةسلجلا ءانثأ</w:t>
+        <w:br/>
+        <w:t>نظراً لكونه كبير في السن وينام:في هذا الوقت. هكذا أجاب. فقد أجابته الدائرة لطلبه. وجرى إفهام المدعي</w:t>
+        <w:br/>
+        <w:t>وكالة بإحضار جوابه على ما طلبت الدائرةفي الجلسة القادمة. كما جرى إفهام بإبلاغ موكله بالاستعداد</w:t>
+        <w:br/>
+        <w:t>لحضور الجلسة القادمة في حال طلبت الدائرة منه ذلك. فهم ذلك واستعد بموجبه. وعليه رفعت الجلسة</w:t>
+        <w:br/>
+        <w:t>وأغلقت بتمام الساعة (55 : 10)صء وباللّه التوفيق. وفي جلسة أخرى. وفها: لدي أنا سليمان بن إبراهيم</w:t>
+        <w:br/>
+        <w:t>المطرودي رئيس دائرة التنفيذ الثانية بمحكمة التنفيذ بجدة بموجب قرار فضيلة رئيس المحكمة رقم (23 /</w:t>
+        <w:br/>
+        <w:t>7) وتاريخ 08 /01 / 1447هء افتتحت الجلسة بتمام الساعة (11:50)ص بناء على تعميم معالي وزير</w:t>
+        <w:br/>
+        <w:t>العدل رقم 13 / ت / 8135 وتاريخ 05 / 10 / 1441ه والمتضمن الموافقة على إطلاق خدمة التقاضي عن بعد</w:t>
+        <w:br/>
+        <w:t>هتيوه ةتبثملا ينيز سابع نب دمحا نب هماسأ/يعدملا رضح اهفو .ةمدخلل يئارجإلا ليلدبلا ىلع ةقفاوملاو</w:t>
+        <w:br/>
+        <w:t>ةنودملا هيلاعب هتيوه ةتبثملا ناموك يلع دمحم هللا دبع/صخرملا يماحملا ةلاكو يعدملا رضح اهفو .هيلاعب</w:t>
+        <w:br/>
+        <w:t>وكالته مسبقاً. ولم يحضر المداعى عليه ولا. من ينوب عنه ولم يتقدم بعذر تقبله المحكمة وقد وردت مهمة</w:t>
+        <w:br/>
+        <w:t>التبليغ الإلكترونية رقم (304620836) والمتضمنة "تم التبليغ". لذا قررت الدائرة سماع الدعوى في حقها</w:t>
+        <w:br/>
+        <w:t>حضورياً استناداً للفقرة (؟) من المادة (01) من نظام المرافعات الشرعية ولائحته التنفيذية,. وحيث جرى</w:t>
+        <w:br/>
+        <w:t>الاطلاع على ما أرفقه المدعي في مرفقات المعاملة من سند براءة ذمة المالية والمتضمن ما نصه:"سند براءة ذمة</w:t>
+        <w:br/>
+        <w:t>مالية بتاريخ اليوم الأربعاء 25/08/1445ه الموافق 06/03/2024م أقر أنا السيدة/ عاتقة محمد يحيى</w:t>
+        <w:br/>
+        <w:t>الحرازيء هوية وطنية رقم (1007056837) من سكان جدة. الوارد بصمتا أدناه. بأنني أبرئ الذمة المالية</w:t>
+        <w:br/>
+        <w:t>لولدي السيد / أسامة أحمد عباس زيني . هوية وطنية رقم (1008017301). من أي حقوق أو التزامات مالية</w:t>
+        <w:br/>
+        <w:t>اهبف رداصلاو (42824717) مقر ىوعدلا يف يحلاصل هب موكحملا غلبملا ؛صوصخلا هجو ىلعو .ةيلام غلابم وأ</w:t>
+        <w:br/>
+        <w:t>صك الحكم مكتسب القطعية من الدائرة الثانية بمحكمة الاستئناف التجارية رقم(4530241622) وتاريخ</w:t>
+        <w:br/>
+        <w:t>5 ووولمقدم بشأته طلب التنفيذ رقم (401024501240718) وتاريخ 07/04/1445ه.لدى</w:t>
+        <w:br/>
+        <w:t>الدائرة الثانية بمحكمة التنفيذ بجدة ؛ وهو مبلغ وقدرة (27,651,219) (سبعة وعشرون مليونا وستمائة</w:t>
+        <w:br/>
+        <w:t>وواحد وخمسون ألفا ومائتين وتسعة عشرة ريالا:) وهذا إبراء تام لا رجعة فيه. وبه أقر وأصرح. وأي مطالبة</w:t>
+        <w:br/>
+        <w:t>مالية أو سند دين أو أي شيء أخر من هذا القبيل أطالبه فيه قبل تاريخ توقيع هذا السند يعتبر لاغيا وكأن لم</w:t>
+        <w:br/>
+        <w:t>يكنء ولا يحق لي مطالبة السيد/ أسامة أحمد عباس زينيء بأي حقوق مالية مهما كانت قبل تحرير هذا</w:t>
+        <w:br/>
+        <w:t>السند. وهذا إقرار مني بذلك . وعلى استعداد للمثول أمام محكمة التنفيذ للإإقرار والتصريح بهذا الإبراء.</w:t>
+        <w:br/>
+        <w:t>امب رقملا ةمصب م06/03/2024 قفاوملا ه25/08/1445 : خيراتب ررح .نيدهاشلا ريخ هّللاو .دهشي نمل تنذأو</w:t>
       </w:r>
     </w:p>
     <w:p>
@@ -169,7 +295,9 @@
           <w:b w:val="0"/>
           <w:i w:val="0"/>
         </w:rPr>
-        <w:t>أسامھ بن احمد بن عباس زيني</w:t>
+        <w:t>[صفحة 3]</w:t>
+        <w:br/>
+        <w:t>حصت العربية السعودية صك رقم 54511/.7١الاء‏</w:t>
       </w:r>
     </w:p>
     <w:p>
@@ -182,7 +310,69 @@
           <w:b w:val="0"/>
           <w:i w:val="0"/>
         </w:rPr>
-        <w:t>ابع نب دمحا نب ھماسأ</w:t>
+        <w:t>اس ىت ماس سس جح لق 2</w:t>
+        <w:br/>
+        <w:t>محكمة التنفيذ بمحافظة جدة رقم الصفحة: " ا</w:t>
+        <w:br/>
+        <w:t>دائرة التنفيذ الثانية | تاريغ الصك: ‎١440/4/1‏ لنطة فا</w:t>
+        <w:br/>
+        <w:t>جاء أعلاه:"أ.ه المذيل ببصمة المقر بما جاء في السند. كما ذيل بتوقيع شاهدين. وبسؤال المدعي عما استمهل</w:t>
+        <w:br/>
+        <w:t>وكيله في الجلسة السابقة, فأجاب قائلاً: سبب التأخر هو أننا تقدم بالتماس بموجب سند الإبراء على الدائرة</w:t>
+        <w:br/>
+        <w:t>مصدرة الحكم المنفذ وثم تقدم بالتماس آخر وبعد ذلك أشار المحامي بالتقدم بهذه الدعوى. هكذا أجاب.</w:t>
+        <w:br/>
+        <w:t>ويما أن اليمين تشرع في جانب أقوى المتداعيين وفقاً لما تضمنته المادة (17) من نظام الإثبات التالي نصها: "</w:t>
+        <w:br/>
+        <w:t>يلاتلا ةغيصلاب نيميلا ءادأل دعتسم تنأ له يعدملا لاؤس ىرج دقف ." نييعادتملا ىوقأ بناج يف نيميلا نوكت</w:t>
+        <w:br/>
+        <w:t>: "والله العظيم أن المدعى علها قد أبرأتني من الطلب التنفيذي محل الدعوى بمبلغ قدره (717.101519)</w:t>
+        <w:br/>
+        <w:t>سبعة وعشرٌون مليوناً وستمائة وواحد وخمسون ألفا ومئتان وتسعة عشر ريالا. سعوديا وأن ما ورد في سند</w:t>
+        <w:br/>
+        <w:t>ةبغم نم هللاب هفيوخت ىرج هيلعو .باجأ اذكه .دعتسم معن الئاق باجأف "ميظعلا هّللاو حيحص هلك ءاربإلا</w:t>
+        <w:br/>
+        <w:t>اليمين الكاذبة وأن من حلف بالله كاذباً لقي الله وهو عليه غضبان. ففهمت ذلك. ثم حلف: "والله العظيم أن</w:t>
+        <w:br/>
+        <w:t>المدعى علها قد أبرأتني من الطلب التنفيذي محل الدعوى بمبلغ قدره (77/.101719) سبعة وعشرون مليوناً</w:t>
+        <w:br/>
+        <w:t>وستمائة وواحد وخمسون ألفا ومئتان وتسعة غشر ربالا. سعوديا وأن ما ورد في سند الإبراء كله صحيح واللّه</w:t>
+        <w:br/>
+        <w:t>ررقف (؟هفيضت ام كيدل له) ةدح ىلع مهم ًالك.ةلاكو يعدملاو ةلاصأ يعدملا لاؤسبو .فلح اذكه ."ميظعلا</w:t>
+        <w:br/>
+        <w:t>قائلاً: ليس لدي سوى ما قدمت, هكذا قرر. واستناداً للمادة (69) والمادة (159) من نظام المرافعات الشرعية</w:t>
+        <w:br/>
+        <w:t>فقد قررت الدائرة قفل باب المرافعة للنطق بالحكم في هذه الجلسة.</w:t>
+        <w:br/>
+        <w:t>فبناءً على ما تقدم من الدعوى. ولمااكان المدعي وكالة بهدف من دعواه إلى الحكم ب(بإثبات إبراء موكله من</w:t>
+        <w:br/>
+        <w:t>الطلب التنفيذي محل الدعوى). مؤسساً دعنواة بأن المدعى عليها قامت بإبرائه من كامل الطلب التنفيذي</w:t>
+        <w:br/>
+        <w:t>والمبلغ المطالب به قدره ‎)7710١1719(‏ سبعة وعشرون مليوناً وستمائة وواحد وخمسون ألفا ومئتان وتسعة</w:t>
+        <w:br/>
+        <w:t>عشر ريالا. سعودياء حيث إن هذه الدعوى تدخل ضمن اختصّاص قاضي التنفيذ وفقًا للفقرة (3) من المادة</w:t>
+        <w:br/>
+        <w:t>(3) من نظام التنفيذ ولامحته التنفيذية. التي نصت على أن: "إذا دفع المنفذ ضده بالوفاءء أو الإبراء. أو</w:t>
+        <w:br/>
+        <w:t>نم يبف يذيفنتلا دنسلا رودص دعب ليجأتلا وأ ,ةلاوحلا وأ -. يذيفنت دنس بجومب - ةصاقملا وأ .حلضلا</w:t>
+        <w:br/>
+        <w:t>اختصاص قاضيي التنفيذ." ونظرًا لتقييد طلب التنفيذ برقم (401024501240718) وتاريخ 08 /.04 /</w:t>
+        <w:br/>
+        <w:t>5ه لدى هذه الدائرة. فإنها تختص بنظر هذه الدعوى دون غيرها من دوائر التنفيذ. مما يجعلها مقبولة</w:t>
+        <w:br/>
+        <w:t>شكلًا. أما من حيث الموضوع: ونظراً لما قدمه المدعي وكالة من بينات في سبيل إثبات دعواه والمتمثلة في -سند</w:t>
+        <w:br/>
+        <w:t>غلبملا نم يعدملا ءاربإب اههلع ىعدملا رارقإ نمضتملا -هيلاعب هنومخم نوذملاو ةلماعملا يف قفرملا ةيلاملا ةمذ ةءارب</w:t>
+        <w:br/>
+        <w:t>المحكوم به بموجب السند التنفيذي رقم (441.7517757). والمقدم بشأنه طلب التنفيذ محل الدعوى.</w:t>
+        <w:br/>
+        <w:t>واستناداً للفقرة (1) من المادة (29) من نظام الإثبنات ونصها ما يلي:"يعد المحرّر العادي صادراً ممن وقعه</w:t>
+        <w:br/>
+        <w:t>وحجة عليه؛ ما لم ينكر صراحة ما هو منسوب إليه من خط أو إمضاء أو ختم أو بصمة, أو ينكر ذلك خلَفُه</w:t>
+        <w:br/>
+        <w:t>أو ينفي علمه بأن الخط أو الإمضاء أو لختم أو البصمة هي لمن تلقى عنه الحق."أ.ه ولأنداء المدعي أصالة</w:t>
+        <w:br/>
+        <w:t>اليمين المتممة على صحة دعواه وإستناداً إلى الفقرة ‎١(‏ ) من المادة ( ‎٠١5‏ ) من نظام الإثبات ونصها ما يلي :</w:t>
       </w:r>
     </w:p>
     <w:p>
@@ -195,7 +385,9 @@
           <w:b w:val="0"/>
           <w:i w:val="0"/>
         </w:rPr>
-        <w:t>ابع نب دمحا نب ھماسأ</w:t>
+        <w:t>[صفحة 4]</w:t>
+        <w:br/>
+        <w:t>2</w:t>
       </w:r>
     </w:p>
     <w:p>
@@ -208,7 +400,7 @@
           <w:b w:val="0"/>
           <w:i w:val="0"/>
         </w:rPr>
-        <w:t>ھتفص ةيضقلاب فارطأ ةيضقلا ىدلف ةرئاد ذيفنتلا ةيناثلا و و ءان ع ع ةيضقلا مقر ۱۳۹ ۱۳۹٦٤٦٤۸۱۷۷ ۸۱۷۷٤ راتو خ خ ۸۰۸۰٤/٤/۰/۷٤٤٤٤۱ ـ ا ا دم دم ةالصلاو مالسلاو ع ع لوسر هللاا امأ دع دع :</w:t>
+        <w:t>1 ةيدوعسلا ةيبرعلا ةكلمملا كلا</w:t>
       </w:r>
     </w:p>
     <w:p>
@@ -221,7 +413,7 @@
           <w:b w:val="0"/>
           <w:i w:val="0"/>
         </w:rPr>
-        <w:t>بثإ تاـ ءارب ، هذـ عد .ياوـ ، ك اذـ دإ . و دملا ةداملا ( لع نورـشعو ٣٤ ) اـ قرـنويلم ا مـ دـع ( تـسو رودـص ةـئم دنـسلا دـحاوو ٤٠٠٣٤٤٥٠٢٣٩٤٩٧٢ ) يذـيفنتلا نوـسمخو راتبـفلأ دنـس ا خـ ز ، و نوعبـسو ةـ مـقر اـيناث : ( ( اـغلبم مازلإ هردـق : عوـضوملا ةرئاد تس ١٤٤٥/٠٣/١٣ اـفلأ ( ،ـ دـيقو ةـينطو ناـتئمو مـقر ةـماسأ نـب ١٠٠٨٠١٧٣٠١ ) بـلط ( نوعبـسو ٢٧.٦٥١.٢١٩ دـمحأ ) نـب نأب عفدـي ل ـ ر ذـيفنتلا ـالا ) امل مـقرب ( وـ وم ةعبـس ساـبع ز ةـقئاع ١٠١٧٠٩٢٧٣٣ ،) نورـشعو و دـمحم ةـ اـغلبم حي اـنويلم دـييأتب فاـن ٤٢٨٢٤٧١٧ ) مـكح عـم ةـيناثلا ةرئادـلا ليدـع ةـمكحملاب راجتلا ةـ ھقوـطنم يل راجتلا و ةـ نوـ اـمب ةدـجب ي " مـت بوني ع تاـعفارملا ا غـيلبتلا ،" ملو (466019273 ) اذـل ةيعرـشلا راتو مدـقتت خـ تررق 10 رذع ھتحئـالو / ةرئادـلا 11 ھلبقت / عامـس ةـيذيفنتلا ، 1446 و ةمكحملا ـ دقو ىوعدـلا لاؤـس ةرداصلاو دملا تدرو صخرملا / هللادـبع دـمحم ع ناـمو ثملا ةـت وـ ھت ةءارب عـالطالا ع ناـتئمو ةـمذ و ةعـس ةـيلام بـلطلا نـم رـشع يفنتلا غـلبم راتب يذـ خـ هردـقو ( لـحم لا ىوعدـ ١٤٤٥/٠٨/٢٥ يقملاو دـ مقرب .ـ ٢١٩.٠٠,٦٥١,٢٧ ) اذـل بلطأ ةعبـس ـ : هردـق م ةـينطو ھـقح ( ةـمكحملا ( ةم ـالوأ : نـع مقر دمحم ( ةئمتـسو نمـضتملاو ع : روضح راجتلا " ١٤٤٥/٠٤/٨ مازلإ اـ ةـ ا غيلبتلا .بابـسألاب هاوـعد ،ـ دـحاو ،" ـسا دإ ٤٠١٠٢٤٥٠١٢٤٠٧١٨ لو ) ٩٦.٧٧٩.٢٧٠) تـمكح ةدـجب كل ةـماسأ مـ يزار ادان ، راتو مـقرو ةتـس نـب ا صي ١٠٠٠٠١٧٣٠١ خـ و و ) ـالئاق نوـسمخو ةينو : خرؤملا ةرئادـلا ة ردـ ةرقفلل نأـب دـمحأ ( اـفلأ مقر مـك دـقل ٢ ( ( ) نوعـس رارق نـب مـت ةينطو لوـبقب عفدـي نـم ل ـ ناـتئمو ع مقر ةداملا ١٤٤٥/٠٤/٧ اـنويلم و ( ( ساـبع ميدـقت ،ـ ز ةداملا ٤٦ ١٤٤٥-٠١-٠١ ـضا ( ناندـع ،) 804332242 ةعـس ،ـ ن دـقو ) ٥٧ مـكح ٤٥٣٠٢٤١٦٢٢ ) و ) ةئمعبـسو دـقو دـمحأ ةـ نـم و رـشع ردـص الكـش راـتو ، رداـص ر تأربأ و رارق ھخ ةعـس سابع الاـ ١٠٠٧٠٥٦٨٤٧،) ةينطو ةيـضقلا نم ماـظن ةنمضتملاو نم ا تامد كل ةينو ، ملو رـضحت دملا لع ھيلاـع ، ھتفـصب ـاليكو نـع دملا بجوـمب ولا ا ةـلا الو نم مقر مدخ ةـ اقتلا ـ ع نـ ع ئر يدـل س انأ مـيمع ةـمكحملا اـعم ناميلـس مـقر نب زو ( ر اربإ 23 / ع مي دـ لدـعلا 47 ) مـقر راتو قفاوملاو خـ يدورطملا 13 / ئر ةـ 08 ع ت / س / لا 01 8135 ليلدـ راتو خـ ارج / ةرئاد 1447 ذيفنتلا ـ ، ي ل مد ةـ ، فو 05 / 10 / 1441 ةيناثلا تـحتتفا ا ةمكحمب ةـسل اـ ضح رـ دملا و ةـلا يماـحملا ـ نمـضتملاو ةـقفاوملا ع قـالطإ ذيفنتلا ماـمتب ةدجب ةـعاسلا ( بجومب رارق 10:30)ص ءاـنب ةليـضف اقولا ع ع ھقتاع يدمحم عدمحم ا يزار لا و ة ةينطولا ۷٤۸٦۵۰۷۰۰۱ يدوعس دم ھيلع ھماسأ نب دمحا نب سابع ز لا و ة ةينطولا ۱۰۳۷۱۰۸۰۰۱ يدوعس دملا مس عون لا و ة مقر لا و ة ا ةيس</w:t>
+        <w:t>0</w:t>
       </w:r>
     </w:p>
     <w:p>
@@ -234,7 +426,35 @@
           <w:b w:val="0"/>
           <w:i w:val="0"/>
         </w:rPr>
-        <w:t>رقم صك ٤۷۳۱٤٦۱۷۰۳</w:t>
+        <w:t>اسح حيبي لس</w:t>
+        <w:br/>
+        <w:t>محكمة التنفيذ بمحافظة جدة رقم الصفحة: ‏ 4 0 1</w:t>
+        <w:br/>
+        <w:t>دائرة التنفيذ الثانية تاريخ الصك: ‎١451/.4/١١‏ لنطة لها</w:t>
+        <w:br/>
+        <w:t>"توجه المحكمة اليمين المتممة للمدعي إذا قدم دليلاً ناقصاً في الحقوق المالية. فإن حلف حُكم له". ينضاف</w:t>
+        <w:br/>
+        <w:t>إلى ذلك أن عدم حضور المدعى عللها يسقط مغه حقها في الدفاع والرد على وفق ما تضمنته المادة (15) من</w:t>
+        <w:br/>
+        <w:t>فلك ام مدقي مل وأ عنتما وأ ء.روضحلا نع مصخلا فلخت اذإ" :يلي ام اهصنو تابثإلا ماظنل ةيئارجإلا ةلدألا</w:t>
+        <w:br/>
+        <w:t>به. دون عذر مقبول. فللمحكمة أن تقرر سقوط حقه في تقديم الدليلء أو أي دفع أو طلب متصل به -</w:t>
+        <w:br/>
+        <w:t>يعدملل مكحلل ةمكحملا هعم يجيتنت يذلا رمألا ."'ماظنلا هبتر رخآ رثأ يأب لالخإ تود كلذو -.لاوحألا بسحب</w:t>
+        <w:br/>
+        <w:t>بطلبه: لذلك كله فقد:</w:t>
+        <w:br/>
+        <w:t>(1007056847). للمدعي/أسامه بن احمد بن عباس زبني سجل مدني رقم (1008017301).: من الطلب</w:t>
+        <w:br/>
+        <w:t>التنفيذي محل الدعوى والمقيد برقم (401024501240718) وتاريخ 4. / 5 . / 545 ١ه‏ بمبلغ قدره (.71</w:t>
+        <w:br/>
+        <w:t>6969 )0 سبعة وعشرون مليوناً وستمائة وواحد وخمسون ألفا ومئتان وتسعة عشر ربالا. سعوديا؛ لما هو</w:t>
+        <w:br/>
+        <w:t>موضح بالأسباب. وبجميع ما تقدم حكمت المحكمة. وباللّه التوفيق» وصلى الله وسلم على نبينا محمد وعلى آله</w:t>
+        <w:br/>
+        <w:t>وصحبه أجمعين. حرر بتاريخ ‎١١‏ / 5 . //ا55اه</w:t>
+        <w:br/>
+        <w:t>ل ل</w:t>
       </w:r>
     </w:p>
     <w:p>
@@ -247,7 +467,15 @@
           <w:b w:val="0"/>
           <w:i w:val="0"/>
         </w:rPr>
-        <w:t>جدة بمحافظة التنفيذ محكمة الثانية التنفيذ دائرة ۱ : ةـ الصفح رقم ۱٤٤۷/۰٤/۱۳ : كـ الص خـ تار</w:t>
+        <w:t>ةيماظنلا لئاسولا عيمجب مكحلا اذه ذيفنت ىلع لمعلا ىرخألا ةيموكحلا ةزهجألاو تارازولا عيمج نم بلطي</w:t>
+        <w:br/>
+        <w:t>ةيربجلا ةوقلا لامعتسا ىلإ ىدأ ولو ةعبتملا</w:t>
+        <w:br/>
+        <w:t>ماكحألاو ىواعدلا ةرادإ هل</w:t>
+        <w:br/>
+        <w:t>ةدملا يضمب ًايئاهن مكحلا حبصأ</w:t>
+        <w:br/>
+        <w:t>ماكحألاو ىواعدلا ةرادإ ا</w:t>
       </w:r>
     </w:p>
     <w:p>
@@ -260,800 +488,25 @@
           <w:b w:val="0"/>
           <w:i w:val="0"/>
         </w:rPr>
-        <w:t>أسامھ بن احمد بن عباس زيني</w:t>
-      </w:r>
-    </w:p>
-    <w:p>
-      <w:pPr>
-        <w:jc w:val="right"/>
-        <w:bidi/>
-      </w:pPr>
-      <w:r>
-        <w:rPr>
-          <w:b w:val="0"/>
-          <w:i w:val="0"/>
-        </w:rPr>
-        <w:t>أسامھ بن احمد بن عباس زيني</w:t>
-      </w:r>
-    </w:p>
-    <w:p>
-      <w:pPr>
-        <w:jc w:val="right"/>
-        <w:bidi/>
-      </w:pPr>
-      <w:r>
-        <w:rPr>
-          <w:b w:val="0"/>
-          <w:i w:val="0"/>
-        </w:rPr>
-        <w:t>أسامھ بن احمد بن عباس زيني</w:t>
-      </w:r>
-    </w:p>
-    <w:p>
-      <w:pPr>
-        <w:jc w:val="right"/>
-        <w:bidi/>
-      </w:pPr>
-      <w:r>
-        <w:rPr>
-          <w:b w:val="0"/>
-          <w:i w:val="0"/>
-        </w:rPr>
-        <w:t>أسامھ بن احمد بن عباس زيني</w:t>
-      </w:r>
-    </w:p>
-    <w:p>
-      <w:pPr>
-        <w:jc w:val="right"/>
-        <w:bidi/>
-      </w:pPr>
-      <w:r>
-        <w:rPr>
-          <w:b w:val="0"/>
-          <w:i w:val="0"/>
-        </w:rPr>
-        <w:t>أسامھ بن احمد بن عباس زيني</w:t>
-      </w:r>
-    </w:p>
-    <w:p>
-      <w:pPr>
-        <w:jc w:val="right"/>
-        <w:bidi/>
-      </w:pPr>
-      <w:r>
-        <w:rPr>
-          <w:b w:val="0"/>
-          <w:i w:val="0"/>
-        </w:rPr>
-        <w:t>أسامھ بن احمد بن عباس زيني</w:t>
-      </w:r>
-    </w:p>
-    <w:p>
-      <w:pPr>
-        <w:jc w:val="right"/>
-        <w:bidi/>
-      </w:pPr>
-      <w:r>
-        <w:rPr>
-          <w:b w:val="0"/>
-          <w:i w:val="0"/>
-        </w:rPr>
-        <w:t>أسامھ بن احمد بن عباس زيني</w:t>
-      </w:r>
-    </w:p>
-    <w:p>
-      <w:pPr>
-        <w:jc w:val="right"/>
-        <w:bidi/>
-      </w:pPr>
-      <w:r>
-        <w:rPr>
-          <w:b w:val="0"/>
-          <w:i w:val="0"/>
-        </w:rPr>
-        <w:t>أسامھ بن احمد بن عباس زيني</w:t>
-      </w:r>
-    </w:p>
-    <w:p>
-      <w:pPr>
-        <w:jc w:val="right"/>
-        <w:bidi/>
-      </w:pPr>
-      <w:r>
-        <w:rPr>
-          <w:b w:val="0"/>
-          <w:i w:val="0"/>
-        </w:rPr>
-        <w:t>ابع نب دمحا نب ھماسأ</w:t>
-      </w:r>
-    </w:p>
-    <w:p>
-      <w:pPr>
-        <w:jc w:val="right"/>
-        <w:bidi/>
-      </w:pPr>
-      <w:r>
-        <w:rPr>
-          <w:b w:val="0"/>
-          <w:i w:val="0"/>
-        </w:rPr>
-        <w:t>ابع نب دمحا نب ھماسأ</w:t>
-      </w:r>
-    </w:p>
-    <w:p>
-      <w:pPr>
-        <w:jc w:val="right"/>
-        <w:bidi/>
-      </w:pPr>
-      <w:r>
-        <w:rPr>
-          <w:b w:val="0"/>
-          <w:i w:val="0"/>
-        </w:rPr>
-        <w:t>تـنذأو نمل د ـش ، ھللاو خ .نيدـ اشلا ررح خـ راتب : 25/08/1445ه قفاوملا 06/03/2024م ةمصب رقملا امب دنـسلا ، اذـ و رارقإ م كلذـب ، عو دادعتـسا لوـثملل ماـمأ ةـمكحم ذـيفنتلا رارقـإلل ح رـصتلاو اذـ ءارب ، نـكي ، ـالو قـحي ةـبلاطم ديـسلا / ةـماسأ دـمحأ ساـبع ز ، يأـب قوـقح ةـيلام اـم م تناـ لـبق ر رحت اذـ ةـيلام وأ دنـس نيد وأ يأ ء ـ رخأ نم اذـ ليبقلا ھبلاطأ ھيف لبق خـ رات عيقوت اذـ دنـسلا تع ايغال نأكو مل دـحاوو نوـسمخو اـفلأ ن تئاـمو ةعـس و ةرـشع ـالا ر ) اذـ و ءاربإ ماـت ـال ةـعجر ھـيف ، ھـ و رقأ حرـصأو ، يأو ةبلاـطم ةرئادـلا ةـيناثلا ةـمكحمب ذـيفنتلا ةدـجب ، وـ و غـلبم ةردـقو ( 219,651,27 ( ) ةعبـس نورـشعو اـنويلم ةئامتـسو 13/03/1445ه مدـقملاو ھنأـش بـلط ذـيفنتلا مـقر ( 401024501240718 ) خـ راتو 07/04/1445ه، ىدل كـص مـك ا بـس كم ةـيعطقلا نـم ةرئادـلا ةـيناثلا ةـمكحمب فاـن تس ةـ راجتلا مـقر (4530241622 ) خ راـتو وأ غلاـبم ةـيلام ، عو ھـجو صوـص ا ؛ غـلبملا موـ حملا ھـب لاـصل ىوعدـلا مـقر ( 42824717 ) رداـصلاو ا ف يدـلول ديـسلا / ةـماسأ دـمحأ سابع ز ، ةـ و ةينطو مقر ( 1008017301 ،) نم يأ قوقح وأ تاـما لا ةيلاـم يزار ا ، ةـ و ةـينطو مـقر ( 1007056837 ) نـم نا ـس ةدـج ، دراوـلا ا مـصب هاـندأ ، نأـب ئربأ ةـمذلا ةيلاملا ةـيلام خـ راتب موـيلا ءاـع ر 25/08/1445ه قـفاوملا 06/03/2024م رقأ اـنأ ةديـسلا / ةـقتاع دـمحم حي عـالط ع اـم ھـقفرأ دملا تاـقفرم ةـلماعملا نـم دنـس ةءارب ةـمذ ةـيلاملا نمـضتملاو اـم ھـصن ": دنـس ةءارب ةمذ اـ روضح ادان ـسا ةرقفلل ( ٢ ) نـ م ةداملا ( ٥٧ ) نـم ماـظن تاـعفارملا ةيعرـشلا ھتحئـالو ةـيذيفنتلا ، ثـيحو ىرج غـيلبتلا ةـينو كل مـقر ( 804620836 ) ةنمـضتملاو " مـت غـيلبتلا ،" اذـل تررق ةرئادـلا عامـس ىوعدـلا ا قح ھتلاـ و اقبـسم ، مـلو رـضحي دملا ھـيلع ـالو نـم بوـني ھـنع مـلو مدـقتي رذـع ھـلبقت ةـمكحملا دـقو تدرو ةم م ھيلاـع ، اـ فو رـضح دملا ةـلا و يماـحملا صخرملا / هللادـبع دـمحم ع ناـمو ةـت ثملا ھت وـ ھيلاـع ةنودملا ةـقفاوملاو ع ليلدـلا ي ارج ةـمد ل ، اـ فو رـضح دملا / ھماـسأ نـب دـمحا نـب ساـبع ز ةـت ثملا ھت وـ لدـعلا مقر 13 / ت / 8135 خـ راتو 05 / 10 / 1441 ـ نمـضتملاو ةـقفاوملا ع قالطإ ةمدخ ـ اقتلا نع دع 47 ) خـ راتو 08 / 01 / 1447 ، ـ تـحتتفا ةـسل ا ماـمتب ةـعاسلا ( 11:50)ص ءاـنب ع مـيمع اـعم ر زو يدورطملا س ئر ةرئاد ذـيفنتلا ةـيناثلا ةـمكحمب ذـيفنتلا ةدـجب بجوـمب رارق ةليـضف س ئر ةـمكحملا مـقر ( /23 تـقلغأو ماـمتب ةـعاسلا ( 55 : 10)ص ، اـ و .قـيفوتلا و ةـسلج ىرخأ ، اـ فو : يدـل اـنأ ناميلـس نـب مي اربإ روـض ةـسل ا ةـمداقلا لاـح تـبلط ةرئادـلا ھـنم كـلذ ، مـ ف كـلذ دعتـساو ھبجوـمب ، ھـيلعو تـعفر ةـسل ا ةـلا و راـضحإب ھباوـج ع اـم تـبلط ةرئادـلا ةـسل ا ةـمداقلا ، اـمك ىرج ماـ فإ غـالبإب ھل وـم دادعتـسالاب ارظن ھنوـ ل بـك نـسلا ماـن و اذـ تقوـلا ، اذـك .باـجأ دـقف ھتباـجأ ةرئادـلا ھـبلطل ، ىرجو ماـ فإ دملا ءاـنثأ ةـسل ا ، م فف كـلذ دعتـساو .ھبجوـمب مـث فدرأ دملا ةـلا و ـالئاق : ىرج لـصاوتلا عـم كوـم مـلو متي درلا ةـل م عوـجرلل كومل ھلاؤـسو ، اذـك .باـجأ يرجف ھماـ فإ نأـب ةرئادـلا ضفرت ھبلط لاـ م ھيلعو راـضحإ ھباوـج ميدـقتلاب هذـ ةـعزانملا ثـيح نأ دنـسلا ررح خـ راتب 25 / 08 / 1445 ،ـ باـجأف ـالئاق : ـال مـلعأ ادـيدحت بلطأو لـيذملا ةمـصبب رقملا اـمب ءاـج دنـسلا ، اـمك لـيذ عـيقوتب .نيدـ اش لاؤـس و دملا ةـلا و نـع ب ـس رخأـت ھل وـم ةـمذ ةـيلاملا نمـضتملاو اـم ھـصن ": بـلط ذـيفنت نأـش ةـبلاطم ةـيلام غـلبملاو بوـلطملا هذـيفنت ( 27651219") .أ ـ دـنس ءارب ةـمذ ةـيلاملا قـفرملا ةـلماعملا ، اذـك .باـجأ عـالطالا و ع اـم ھـقفرأ دملا ةـلماعملا نـم دنـس ةءارب فـصو قـ ا "": .أ ،ـ ةـلاحو بلطلا ( دـيق ذـيفنت 46 .) لاؤس و دملا ةـلا و ھت يب ع ة ـ هاوعد ، باـجأف ـالئاق : (٤٠١٠٢٤٥٠١٢٤٠٧١٨ ) خـ راتو 08 / 04 / 1445 ـ مدـقملاو نـم لـبق دملا اـ لع دـض دملا ، نمـضتملاو</w:t>
-      </w:r>
-    </w:p>
-    <w:p>
-      <w:pPr>
-        <w:jc w:val="right"/>
-        <w:bidi/>
-      </w:pPr>
-      <w:r>
-        <w:rPr>
-          <w:b w:val="0"/>
-          <w:i w:val="0"/>
-        </w:rPr>
-        <w:t>رقم صك ٤۷۳۱٤٦۱۷۰۳</w:t>
-      </w:r>
-    </w:p>
-    <w:p>
-      <w:pPr>
-        <w:jc w:val="right"/>
-        <w:bidi/>
-      </w:pPr>
-      <w:r>
-        <w:rPr>
-          <w:b w:val="0"/>
-          <w:i w:val="0"/>
-        </w:rPr>
-        <w:t>جدة بمحافظة التنفيذ محكمة الثانية التنفيذ دائرة ۲ : ةـ الصفح رقم ۱٤٤۷/۰٤/۱۳ : كـ الص خـ تار</w:t>
-      </w:r>
-    </w:p>
-    <w:p>
-      <w:pPr>
-        <w:jc w:val="right"/>
-        <w:bidi/>
-      </w:pPr>
-      <w:r>
-        <w:rPr>
-          <w:b w:val="0"/>
-          <w:i w:val="0"/>
-        </w:rPr>
-        <w:t>أسامھ بن احمد بن عباس زيني</w:t>
-      </w:r>
-    </w:p>
-    <w:p>
-      <w:pPr>
-        <w:jc w:val="right"/>
-        <w:bidi/>
-      </w:pPr>
-      <w:r>
-        <w:rPr>
-          <w:b w:val="0"/>
-          <w:i w:val="0"/>
-        </w:rPr>
-        <w:t>أسامھ بن احمد بن عباس زيني</w:t>
-      </w:r>
-    </w:p>
-    <w:p>
-      <w:pPr>
-        <w:jc w:val="right"/>
-        <w:bidi/>
-      </w:pPr>
-      <w:r>
-        <w:rPr>
-          <w:b w:val="0"/>
-          <w:i w:val="0"/>
-        </w:rPr>
-        <w:t>أسامھ بن احمد بن عباس زيني</w:t>
-      </w:r>
-    </w:p>
-    <w:p>
-      <w:pPr>
-        <w:jc w:val="right"/>
-        <w:bidi/>
-      </w:pPr>
-      <w:r>
-        <w:rPr>
-          <w:b w:val="0"/>
-          <w:i w:val="0"/>
-        </w:rPr>
-        <w:t>أسامھ بن احمد بن عباس زيني</w:t>
-      </w:r>
-    </w:p>
-    <w:p>
-      <w:pPr>
-        <w:jc w:val="right"/>
-        <w:bidi/>
-      </w:pPr>
-      <w:r>
-        <w:rPr>
-          <w:b w:val="0"/>
-          <w:i w:val="0"/>
-        </w:rPr>
-        <w:t>أسامھ بن احمد بن عباس زيني</w:t>
-      </w:r>
-    </w:p>
-    <w:p>
-      <w:pPr>
-        <w:jc w:val="right"/>
-        <w:bidi/>
-      </w:pPr>
-      <w:r>
-        <w:rPr>
-          <w:b w:val="0"/>
-          <w:i w:val="0"/>
-        </w:rPr>
-        <w:t>أسامھ بن احمد بن عباس زيني</w:t>
-      </w:r>
-    </w:p>
-    <w:p>
-      <w:pPr>
-        <w:jc w:val="right"/>
-        <w:bidi/>
-      </w:pPr>
-      <w:r>
-        <w:rPr>
-          <w:b w:val="0"/>
-          <w:i w:val="0"/>
-        </w:rPr>
-        <w:t>أسامھ بن احمد بن عباس زيني</w:t>
-      </w:r>
-    </w:p>
-    <w:p>
-      <w:pPr>
-        <w:jc w:val="right"/>
-        <w:bidi/>
-      </w:pPr>
-      <w:r>
-        <w:rPr>
-          <w:b w:val="0"/>
-          <w:i w:val="0"/>
-        </w:rPr>
-        <w:t>أسامھ بن احمد بن عباس زيني</w:t>
-      </w:r>
-    </w:p>
-    <w:p>
-      <w:pPr>
-        <w:jc w:val="right"/>
-        <w:bidi/>
-      </w:pPr>
-      <w:r>
-        <w:rPr>
-          <w:b w:val="0"/>
-          <w:i w:val="0"/>
-        </w:rPr>
-        <w:t>ابع نب دمحا نب ھماسأ</w:t>
-      </w:r>
-    </w:p>
-    <w:p>
-      <w:pPr>
-        <w:jc w:val="right"/>
-        <w:bidi/>
-      </w:pPr>
-      <w:r>
-        <w:rPr>
-          <w:b w:val="0"/>
-          <w:i w:val="0"/>
-        </w:rPr>
-        <w:t>ابع نب دمحا نب ھماسأ</w:t>
-      </w:r>
-    </w:p>
-    <w:p>
-      <w:pPr>
-        <w:jc w:val="right"/>
-        <w:bidi/>
-      </w:pPr>
-      <w:r>
-        <w:rPr>
-          <w:b w:val="0"/>
-          <w:i w:val="0"/>
-        </w:rPr>
-        <w:t>دقف تررق ةرئادلا لفق باب ةعفارملا قطنلل مك اب هذ .ةسل ا ـالئاق : س ل يدـل ىوـس اـم تمدـق ، اذـك .ررق ادان ـساو ةداـملل ( 69 ) ةداملاو ( 159 ) نـم ماـظن تاـعفارملا ةيعرـشلا مـيظعلا ،" اذـك .فـلح لاؤـس و دملا ةـلاصأ دملاو ةـلا و ـالك مـ م ع ةدـح ( لـ كيدـل اـم ھفيـضت )؟ ررقف ةئامتـسو دـحاوو نوـسمخو اـفلأ ناـتئمو ةعـس و رـشع ـالا ر ايدوعـس نأو اـم درو دنـس ءارب ھـل حي ـ هللاو دملا اـ لع دـق تأربأ نم بلطلا يذـيفنتلا لحم ىوعدـلا غلبمب هردـق ( ٢١٩،٦٥١،٢٧ ) ةعبـس نورشعو انويلم نـ ميلا ةـبذا لا نأو نـم فـلح اـب اـبذا يقل هللا وـ و ھـيلع نابـضغ ، تم فف .كـلذ مـث فـلح " : هللاو ميظعلا نأ ءارب ھـل حي ـ هللاو مـيظعلا " باـجأف ـالئاق : مـع دعتـسم ، اذـك .باـجأ ھـيلعو ىرج ھف وـخت اـب نـم ةبغم ةـعبس نورـشعو اـنويلم ةئامتـسو دـحاوو نوـسمخو اـفلأ ناـتئمو ةعـس و رـشع ـالا ر ايدوعـس نأو اـم درو دنـس " : هللاو مـيظعلا نأ دملا اـ لع دـق تأربأ نـم بـلطلا يذـيفنتلا لـحم ىوعدـلا غـلبمب هردـق ( ٢١٩،٦٥١،٢٧) نوـ ت ن ميلا بناـج ىوقأ ن يعادـتملا ،" دـقف ىرج لاؤس دملا ل تنأ دعتـسم ءادأل ن ميلا ةغيـصلاب اتلا اـم و نأ نـ ميلا عرـش بناـج ىوـقأ ن يعادـتملا اـقفو امل ھتنمـضت ةداملا ( ٩٣ ) نـم ماـظن تاـبث اـتلا ا ـصن " : ةردـصم مـك ا ذـفنملا مـثو مدـقت ساـمتلاب رخآ دـع و كـلذ راـشأ يماـحملا مدـقتلاب هذـ ىوعدـلا ، اذـك .باـجأ ھليكو ةـسل ا ةـقباسلا ، باـجأف الئاق : ب س رخأـتلا و اـننأ مدـقت سامتلاب بجومب دنـس ءارب ع ةرئادـلا ءاـج هـالعأ ": .أ ـ لـيذملا ةمـصبب رقملا اـمب ءاـج دنـسلا ، اـمك لـيذ عـيقوتب .نيدـ اش لاؤـس و دملا اـمع ل متـسا</w:t>
-      </w:r>
-    </w:p>
-    <w:p>
-      <w:pPr>
-        <w:jc w:val="right"/>
-        <w:bidi/>
-      </w:pPr>
-      <w:r>
-        <w:rPr>
-          <w:b w:val="0"/>
-          <w:i w:val="0"/>
-        </w:rPr>
-        <w:t>سباب</w:t>
-      </w:r>
-    </w:p>
-    <w:p>
-      <w:pPr>
-        <w:jc w:val="right"/>
-        <w:bidi/>
-      </w:pPr>
-      <w:r>
-        <w:rPr>
-          <w:b w:val="0"/>
-          <w:i w:val="0"/>
-        </w:rPr>
-        <w:t>نـ ميلا ةـممتملا ع ة ـ هاوـعد ادان ـسإو إ ةرقفلا ( ١ ) نـم ةداملا ( ١٠٥ ) نـم ماـظن تاـبث ا ـصنو اـم ي : وأ يفني ھـملع نأـب طـ ا وأ ءاـضم وأ مـت وأ ةمـصبلا نمل ىقلت ھـنع .قـ ا " .أ ،ـ ءادـألو دملا ةلاـصأ ةـ و ھـيلع ؛ اـم مـل ركني ةحارـص اـم وـ بوـس م ھـيلإ نـم طـخ وأ ءاـضمإ وأ مـتخ وأ ةمـصب ، وأ ركني كـلذ ھُفلخ ادان ـساو ةرقفلل ( 1 ) نـ م ةداملا ( 29 ) نـم ماـظن تاـبث ا ـصنو اـم ي ": دـع ررحملا يداـعلا ارداـص نـمم ھعقو موـ حملا ھـب بجوـمب دنـسلا يذـيفنتلا مـقر ( ۲۲٦۱٤۲۰۳۵٤ ،) مدـقملاو ھنأـش بـلط ذـيفنتلا لـحم ىوعدـلا ، ةءارب ةـمذ ةـيلاملا قـفرملا ةـلماعملا نودملاو ھنومـضم ھيلاـع - نمـضتملا رارقإ دملا اـ لع ءاربإـب دملا نـم غلبملا . ـالكش اـمأ نـم ثـيح عوـضوملا ، ارظنو امل ھمدـق دملا ةـلا و نـم تاـن ب لـي س تاـبثإ هاوـعد ةـلثمتملاو - دنـس 1445 ـ ىدـل هذـ ةرئادـلا ، اـ إف صتخت رظنب هذـ ىوعدـلا نود اـ غ نـم رئاود ذـيفنتلا ، اـمم اـ لعجي ةلوـبقم صاـصتخا ـ اق .ذـيفنتلا " ارظنو دـييقتل بـلط ذـيفنتلا مـقرب ( 401024501240718 ) خـ راتو 08 / 04 / ـصلا ، وأ ةـصاقملا - بجوـمب دنـس يذـيفنت ،- وأ ةـلاو ا ، وأ لـيجأتلا دـع رودـص دنـسلا يذـيفنتلا ف نم (3 ) نـم ماـظن ذـيفنتلا ھتحئـالو ةـيذيفنتلا ، ـلا تـصن ع نأ " : اذإ عـفد ذـفنملا هدـض ءاـفولاب ، وأ ءارب ، وأ رـشع ـالا ر ايدوعـس ، ثـيح نإ هذـ ىوعدـلا لخدـت نمـض صاـصتخا ـ اق ذـيفنتلا اـقفو ةرقفلل ( 3 ) نـم ةداملا غـلبملاو بلاـطملا ھب هردـق ( ٢١٩،٦٥١،٢٧ ) ةعبـس نورـشعو انويلم ةئامتـسو دحاوو نوسمخو افلأ ناتئمو ةعـس و بـلطلا يذـيفنتلا لـحم ىوعدـلا ،) اسـسؤم هاوـعد نأـب دملا اـ لع تماـق ھئاربإـب نـم لـما بـلطلا يذـيفنتلا ءاـنبف ع اـم مدـقت نـم ىوعدـلا ، املو ناـ دملا ةـلا و فدـ نـم هاوـعد إ مـك ا ب(ـ تاـبثإب ءاربإ ھل وـم نم</w:t>
-      </w:r>
-    </w:p>
-    <w:p>
-      <w:pPr>
-        <w:jc w:val="right"/>
-        <w:bidi/>
-      </w:pPr>
-      <w:r>
-        <w:rPr>
-          <w:b w:val="0"/>
-          <w:i w:val="0"/>
-        </w:rPr>
-        <w:t>رقم صك ٤۷۳۱٤٦۱۷۰۳</w:t>
-      </w:r>
-    </w:p>
-    <w:p>
-      <w:pPr>
-        <w:jc w:val="right"/>
-        <w:bidi/>
-      </w:pPr>
-      <w:r>
-        <w:rPr>
-          <w:b w:val="0"/>
-          <w:i w:val="0"/>
-        </w:rPr>
-        <w:t>جدة بمحافظة التنفيذ محكمة الثانية التنفيذ دائرة ۳ : ةـ الصفح رقم ۱٤٤۷/۰٤/۱۳ : كـ الص خـ تار</w:t>
-      </w:r>
-    </w:p>
-    <w:p>
-      <w:pPr>
-        <w:jc w:val="right"/>
-        <w:bidi/>
-      </w:pPr>
-      <w:r>
-        <w:rPr>
-          <w:b w:val="0"/>
-          <w:i w:val="0"/>
-        </w:rPr>
-        <w:t>أسامھ بن احمد بن عباس زيني</w:t>
-      </w:r>
-    </w:p>
-    <w:p>
-      <w:pPr>
-        <w:jc w:val="right"/>
-        <w:bidi/>
-      </w:pPr>
-      <w:r>
-        <w:rPr>
-          <w:b w:val="0"/>
-          <w:i w:val="0"/>
-        </w:rPr>
-        <w:t>أسامھ بن احمد بن عباس زيني</w:t>
-      </w:r>
-    </w:p>
-    <w:p>
-      <w:pPr>
-        <w:jc w:val="right"/>
-        <w:bidi/>
-      </w:pPr>
-      <w:r>
-        <w:rPr>
-          <w:b w:val="0"/>
-          <w:i w:val="0"/>
-        </w:rPr>
-        <w:t>أسامھ بن احمد بن عباس زيني</w:t>
-      </w:r>
-    </w:p>
-    <w:p>
-      <w:pPr>
-        <w:jc w:val="right"/>
-        <w:bidi/>
-      </w:pPr>
-      <w:r>
-        <w:rPr>
-          <w:b w:val="0"/>
-          <w:i w:val="0"/>
-        </w:rPr>
-        <w:t>أسامھ بن احمد بن عباس زيني</w:t>
-      </w:r>
-    </w:p>
-    <w:p>
-      <w:pPr>
-        <w:jc w:val="right"/>
-        <w:bidi/>
-      </w:pPr>
-      <w:r>
-        <w:rPr>
-          <w:b w:val="0"/>
-          <w:i w:val="0"/>
-        </w:rPr>
-        <w:t>أسامھ بن احمد بن عباس زيني</w:t>
-      </w:r>
-    </w:p>
-    <w:p>
-      <w:pPr>
-        <w:jc w:val="right"/>
-        <w:bidi/>
-      </w:pPr>
-      <w:r>
-        <w:rPr>
-          <w:b w:val="0"/>
-          <w:i w:val="0"/>
-        </w:rPr>
-        <w:t>أسامھ بن احمد بن عباس زيني</w:t>
-      </w:r>
-    </w:p>
-    <w:p>
-      <w:pPr>
-        <w:jc w:val="right"/>
-        <w:bidi/>
-      </w:pPr>
-      <w:r>
-        <w:rPr>
-          <w:b w:val="0"/>
-          <w:i w:val="0"/>
-        </w:rPr>
-        <w:t>أسامھ بن احمد بن عباس زيني</w:t>
-      </w:r>
-    </w:p>
-    <w:p>
-      <w:pPr>
-        <w:jc w:val="right"/>
-        <w:bidi/>
-      </w:pPr>
-      <w:r>
-        <w:rPr>
-          <w:b w:val="0"/>
-          <w:i w:val="0"/>
-        </w:rPr>
-        <w:t>أسامھ بن احمد بن عباس زيني</w:t>
-      </w:r>
-    </w:p>
-    <w:p>
-      <w:pPr>
-        <w:jc w:val="right"/>
-        <w:bidi/>
-      </w:pPr>
-      <w:r>
-        <w:rPr>
-          <w:b w:val="0"/>
-          <w:i w:val="0"/>
-        </w:rPr>
-        <w:t>ابع نب دمحا نب ھماسأ</w:t>
-      </w:r>
-    </w:p>
-    <w:p>
-      <w:pPr>
-        <w:jc w:val="right"/>
-        <w:bidi/>
-      </w:pPr>
-      <w:r>
-        <w:rPr>
-          <w:b w:val="0"/>
-          <w:i w:val="0"/>
-        </w:rPr>
-        <w:t>ابع نب دمحا نب ھماسأ</w:t>
-      </w:r>
-    </w:p>
-    <w:p>
-      <w:pPr>
-        <w:jc w:val="right"/>
-        <w:bidi/>
-      </w:pPr>
-      <w:r>
-        <w:rPr>
-          <w:b w:val="0"/>
-          <w:i w:val="0"/>
-        </w:rPr>
-        <w:t>ينضـاف "، لھ حُكـم حلـف فـإن ، الماليـة ا قـوق ناقصـا دليلاـ قـدم إذا للمـد المتممـة اليم ـن المحكمـة تـوجھ " من ( ١٩ ) المادة تضـمنتھ مـا وفـق ع والرد الـدفاع حق ـا معـھ سـقط عل ـا المد حضـور عـدم أن ذلـك إ لف مـا يقـدم لـم أو امتنـع أو ، ا ضـور عـن ا صـم تخلـف إذا : " ي مـا ونصـ ا ثبـات لنظـام جرائيـة دلـة - بـھ متصـل طلـب أو دفـع أي أو ، الـدليل تقـديم حقـھ سـقوط تقرر أن فللمحكمـة ، مقبـول عـذر دون ، بـھ للمـد ل كـم المحكمـة معـھ ت ت الـذي مر "، النظـام رتبـھ آخر أثر بـأي إخلاـل دون وذلـك -، حـوال بحسـب : فقد لھ لذلك ، بطلبھ</w:t>
-      </w:r>
-    </w:p>
-    <w:p>
-      <w:pPr>
-        <w:jc w:val="right"/>
-        <w:bidi/>
-      </w:pPr>
-      <w:r>
-        <w:rPr>
-          <w:b w:val="0"/>
-          <w:i w:val="0"/>
-        </w:rPr>
-        <w:t>ا كم ا كم منطوق</w:t>
-      </w:r>
-    </w:p>
-    <w:p>
-      <w:pPr>
-        <w:jc w:val="right"/>
-        <w:bidi/>
-      </w:pPr>
-      <w:r>
-        <w:rPr>
-          <w:b w:val="0"/>
-          <w:i w:val="0"/>
-        </w:rPr>
-        <w:t>رقم م ـد ي ـ ل ا رازي محم ـدع محم ـدي ع ـاتقھ / عل ـا المد إبراء : ي م ـا للمحكم ـة ث ـت الطلب مـن (، 1008017301 ) رقـم مـد ي ـ ل ز عبـاس بـن احمـد بـن أسـامھ / للمـد (، 1007056847) ٢٧، ) قـدره بمبلـغ ـ ١٤٤٥ / ٠٤ / ٠٨ وتار ـخ ( 401024501240718 ) برقـم والمقيـد الـدعوى محـل التنفيـذي و لما ؛ سـعوديا ر الاـ عشـر و سـعة ومئتـان ألفـا وخمسـون وواحـد وسـتمائة مليونـا وعشـرون سـبعة ( ٦٥١،٢١٩ آلھ وع محمد نب نا ع وسلم الله وصـ ، التوفيق و ا ، المحكمة حكمت تقدم ما و جميع بالأسـباب. مو ـ ١٤٤٧ / ٠٤ / ١٣ بتار خ حرر أجمع ن. و بھ</w:t>
-      </w:r>
-    </w:p>
-    <w:p>
-      <w:pPr>
-        <w:jc w:val="right"/>
-        <w:bidi/>
-      </w:pPr>
-      <w:r>
-        <w:rPr>
-          <w:b w:val="0"/>
-          <w:i w:val="0"/>
-        </w:rPr>
-        <w:t>التنفيذية الصيغة</w:t>
-      </w:r>
-    </w:p>
-    <w:p>
-      <w:pPr>
-        <w:jc w:val="right"/>
-        <w:bidi/>
-      </w:pPr>
-      <w:r>
-        <w:rPr>
-          <w:b w:val="0"/>
-          <w:i w:val="0"/>
-        </w:rPr>
-        <w:t>ةعبتملا ولو ىدأ إ لامعتسا ةوقلا ةي ا بـلطي نـم عـيمج تارازوـلا ةز ج و ةـيمو ا ىرخ لـمعلا ع ذـيفنت اذـ مـك ا عـيمجب لـئاسولا ةيماـظنلا</w:t>
-      </w:r>
-    </w:p>
-    <w:p>
-      <w:pPr>
-        <w:jc w:val="right"/>
-        <w:bidi/>
-      </w:pPr>
-      <w:r>
-        <w:rPr>
-          <w:b w:val="0"/>
-          <w:i w:val="0"/>
-        </w:rPr>
-        <w:t>ةرادإ ىواعدلا ما ح و ما ح و</w:t>
-      </w:r>
-    </w:p>
-    <w:p>
-      <w:pPr>
-        <w:jc w:val="right"/>
-        <w:bidi/>
-      </w:pPr>
-      <w:r>
-        <w:rPr>
-          <w:b w:val="0"/>
-          <w:i w:val="0"/>
-        </w:rPr>
-        <w:t>باس كا باس كا ةيعطقلا مب مب ةدملا</w:t>
-      </w:r>
-    </w:p>
-    <w:p>
-      <w:pPr>
-        <w:jc w:val="right"/>
-        <w:bidi/>
-      </w:pPr>
-      <w:r>
-        <w:rPr>
-          <w:b w:val="0"/>
-          <w:i w:val="0"/>
-        </w:rPr>
-        <w:t>حبصأ مك ا ايئا مب ةدملا</w:t>
-      </w:r>
-    </w:p>
-    <w:p>
-      <w:pPr>
-        <w:jc w:val="right"/>
-        <w:bidi/>
-      </w:pPr>
-      <w:r>
-        <w:rPr>
-          <w:b w:val="0"/>
-          <w:i w:val="0"/>
-        </w:rPr>
-        <w:t>رقم صك ٤۷۳۱٤٦۱۷۰۳</w:t>
-      </w:r>
-    </w:p>
-    <w:p>
-      <w:pPr>
-        <w:jc w:val="right"/>
-        <w:bidi/>
-      </w:pPr>
-      <w:r>
-        <w:rPr>
-          <w:b w:val="0"/>
-          <w:i w:val="0"/>
-        </w:rPr>
-        <w:t>جدة بمحافظة التنفيذ محكمة الثانية التنفيذ دائرة ٤ : ةـ الصفح رقم ۱٤٤۷/۰٤/۱۳ : كـ الص خـ تار</w:t>
-      </w:r>
-    </w:p>
-    <w:p>
-      <w:pPr>
-        <w:jc w:val="right"/>
-        <w:bidi/>
-      </w:pPr>
-      <w:r>
-        <w:rPr>
-          <w:b w:val="0"/>
-          <w:i w:val="0"/>
-        </w:rPr>
-        <w:t>ةرادإ ىواعدلا ما ح و ما ح و</w:t>
-      </w:r>
-    </w:p>
-    <w:p>
-      <w:pPr>
-        <w:jc w:val="right"/>
-        <w:bidi/>
-      </w:pPr>
-      <w:r>
-        <w:rPr>
-          <w:b w:val="0"/>
-          <w:i w:val="0"/>
-        </w:rPr>
-        <w:t>أسامھ بن احمد بن عباس زيني</w:t>
-      </w:r>
-    </w:p>
-    <w:p>
-      <w:pPr>
-        <w:jc w:val="right"/>
-        <w:bidi/>
-      </w:pPr>
-      <w:r>
-        <w:rPr>
-          <w:b w:val="0"/>
-          <w:i w:val="0"/>
-        </w:rPr>
-        <w:t>أسامھ بن احمد بن عباس زيني</w:t>
-      </w:r>
-    </w:p>
-    <w:p>
-      <w:pPr>
-        <w:jc w:val="right"/>
-        <w:bidi/>
-      </w:pPr>
-      <w:r>
-        <w:rPr>
-          <w:b w:val="0"/>
-          <w:i w:val="0"/>
-        </w:rPr>
-        <w:t>أسامھ بن احمد بن عباس زيني</w:t>
-      </w:r>
-    </w:p>
-    <w:p>
-      <w:pPr>
-        <w:jc w:val="right"/>
-        <w:bidi/>
-      </w:pPr>
-      <w:r>
-        <w:rPr>
-          <w:b w:val="0"/>
-          <w:i w:val="0"/>
-        </w:rPr>
-        <w:t>أسامھ بن احمد بن عباس زيني</w:t>
-      </w:r>
-    </w:p>
-    <w:p>
-      <w:pPr>
-        <w:jc w:val="right"/>
-        <w:bidi/>
-      </w:pPr>
-      <w:r>
-        <w:rPr>
-          <w:b w:val="0"/>
-          <w:i w:val="0"/>
-        </w:rPr>
-        <w:t>أسامھ بن احمد بن عباس زيني</w:t>
-      </w:r>
-    </w:p>
-    <w:p>
-      <w:pPr>
-        <w:jc w:val="right"/>
-        <w:bidi/>
-      </w:pPr>
-      <w:r>
-        <w:rPr>
-          <w:b w:val="0"/>
-          <w:i w:val="0"/>
-        </w:rPr>
-        <w:t>أسامھ بن احمد بن عباس زيني</w:t>
-      </w:r>
-    </w:p>
-    <w:p>
-      <w:pPr>
-        <w:jc w:val="right"/>
-        <w:bidi/>
-      </w:pPr>
-      <w:r>
-        <w:rPr>
-          <w:b w:val="0"/>
-          <w:i w:val="0"/>
-        </w:rPr>
-        <w:t>أسامھ بن احمد بن عباس زيني</w:t>
-      </w:r>
-    </w:p>
-    <w:p>
-      <w:pPr>
-        <w:jc w:val="right"/>
-        <w:bidi/>
-      </w:pPr>
-      <w:r>
-        <w:rPr>
-          <w:b w:val="0"/>
-          <w:i w:val="0"/>
-        </w:rPr>
-        <w:t>أسامھ بن احمد بن عباس زيني</w:t>
-      </w:r>
-    </w:p>
-    <w:p>
-      <w:pPr>
-        <w:jc w:val="right"/>
-        <w:bidi/>
-      </w:pPr>
-      <w:r>
-        <w:rPr>
-          <w:b w:val="0"/>
-          <w:i w:val="0"/>
-        </w:rPr>
-        <w:t>ابع نب دمحا نب ھماسأ</w:t>
-      </w:r>
-    </w:p>
-    <w:p>
-      <w:pPr>
-        <w:jc w:val="right"/>
-        <w:bidi/>
-      </w:pPr>
-      <w:r>
-        <w:rPr>
-          <w:b w:val="0"/>
-          <w:i w:val="0"/>
-        </w:rPr>
-        <w:t>ابع نب دمحا نب ھماسأ</w:t>
-      </w:r>
-    </w:p>
-    <w:p>
-      <w:pPr>
-        <w:jc w:val="right"/>
-        <w:bidi/>
-      </w:pPr>
-      <w:r>
-        <w:rPr>
-          <w:b w:val="0"/>
-          <w:i w:val="0"/>
-        </w:rPr>
-        <w:t>رقم صك ٤۷۳۱٤٦۱۷۰۳</w:t>
-      </w:r>
-    </w:p>
-    <w:p>
-      <w:pPr>
-        <w:jc w:val="right"/>
-        <w:bidi/>
-      </w:pPr>
-      <w:r>
-        <w:rPr>
-          <w:b w:val="0"/>
-          <w:i w:val="0"/>
-        </w:rPr>
-        <w:t>القضائية الدائرة رئ س المطرودي سليمان ابرا يم سليمان</w:t>
-      </w:r>
-    </w:p>
-    <w:p>
-      <w:pPr>
-        <w:jc w:val="right"/>
-        <w:bidi/>
-      </w:pPr>
-      <w:r>
-        <w:rPr>
-          <w:b w:val="0"/>
-          <w:i w:val="0"/>
-        </w:rPr>
-        <w:t>جدة بمحافظة التنفيذ محكمة الثانية التنفيذ دائرة ۵ : ةـ الصفح رقم ۱٤٤۷/۰٤/۱۳ : كـ الص خـ تار</w:t>
+        <w:t>[صفحة 5]</w:t>
+        <w:br/>
+        <w:t>ةيدوعسلا ةيبرعلا ةكلمملا</w:t>
+        <w:br/>
+        <w:t>ها وزارة العدل صك رقم 914511/.7/اء</w:t>
+        <w:br/>
+        <w:t>لاسر -</w:t>
+        <w:br/>
+        <w:t>ارييس حت سس ييييييييييييييييييييييييييييييييييييييييييييييييييييييييييييييييييييييييييييييجيججججججمي 01 جد</w:t>
+        <w:br/>
+        <w:t>محكمة التنفيذ بمحافظة جدة رقم الصفحة: هم مضنا</w:t>
+        <w:br/>
+        <w:t>دائرة التنفيذ الثانية تاريخ الصك: ‎١441/.5/١‏ - |9</w:t>
+        <w:br/>
+        <w:t>ةيئاضقلا ةرئادلا سيئر</w:t>
+        <w:br/>
+        <w:t>سليمان ابراهيم سليمان المطرودي</w:t>
+        <w:br/>
+        <w:t>0</w:t>
       </w:r>
     </w:p>
     <w:sectPr>

--- a/zaini_case_audit_output/outputs/word/documents/056_حكم نهائي بإبراء ذمة الشيخ من تنفيذ عاتقة ـ 13-04-1447.docx
+++ b/zaini_case_audit_output/outputs/word/documents/056_حكم نهائي بإبراء ذمة الشيخ من تنفيذ عاتقة ـ 13-04-1447.docx
@@ -70,15 +70,22 @@
     <w:p/>
     <w:p>
       <w:pPr>
+        <w:pStyle w:val="Heading2"/>
         <w:jc w:val="right"/>
         <w:bidi/>
       </w:pPr>
       <w:r>
-        <w:rPr>
-          <w:b w:val="0"/>
-          <w:i w:val="0"/>
-        </w:rPr>
-        <w:t>[صفحة 1]</w:t>
+        <w:t>صفحة 1</w:t>
+      </w:r>
+    </w:p>
+    <w:p>
+      <w:pPr>
+        <w:pStyle w:val="Heading2"/>
+        <w:jc w:val="right"/>
+        <w:bidi/>
+      </w:pPr>
+      <w:r>
+        <w:t>[نص الضبط / الحكم — المتن الفعلي] ===</w:t>
         <w:br/>
         <w:t>2</w:t>
       </w:r>
@@ -120,20 +127,60 @@
           <w:i w:val="0"/>
         </w:rPr>
         <w:t>سس _ سبل ف</w:t>
+      </w:r>
+    </w:p>
+    <w:p>
+      <w:pPr>
+        <w:pStyle w:val="Heading2"/>
+        <w:jc w:val="right"/>
+        <w:bidi/>
+      </w:pPr>
+      <w:r>
+        <w:t>[ترويسة / كليشة وزارة العدل — معلومات رسمية متكررة] ===</w:t>
         <w:br/>
         <w:t>محكمة التنفيذ بمحافظة جدة رقم الصفحة: ‎١‏ ا</w:t>
         <w:br/>
         <w:t>دائرة التنفيذ الثانية تاريخ الصك: ‎١547/.54/١‏ -النطه [س]</w:t>
+      </w:r>
+    </w:p>
+    <w:p>
+      <w:pPr>
+        <w:pStyle w:val="Heading2"/>
+        <w:jc w:val="right"/>
+        <w:bidi/>
+      </w:pPr>
+      <w:r>
+        <w:t>[نص الضبط / الحكم — المتن الفعلي] ===</w:t>
         <w:br/>
         <w:t>الحمد لله والصلاة والسلام على رسول الله أما يعد:</w:t>
         <w:br/>
         <w:t>قلدى دائرة التنفيذ الثانية وبناء على القكبية رقم ١812551١/الا2‏ وتاريخ 5/.8./ا55١‏ ه</w:t>
         <w:br/>
         <w:t>سل ا سس ظل ةيضقلا قارطأ ل</w:t>
+      </w:r>
+    </w:p>
+    <w:p>
+      <w:pPr>
+        <w:pStyle w:val="Heading2"/>
+        <w:jc w:val="right"/>
+        <w:bidi/>
+      </w:pPr>
+      <w:r>
+        <w:t>[بيانات الأطراف: المدعي / المدعى عليه / الحاضرون] ===</w:t>
         <w:br/>
         <w:t>أسامه بن احمد بن عباس زيني الهوية الوطنية اا ‎١٠.‏ سعودي المدعي</w:t>
         <w:br/>
         <w:t>عاتقه محمديعي محمدعلى الحرازي الهبوية الوطنية !4ه ‎١٠...‏ سعودي مدعى عليه</w:t>
+      </w:r>
+    </w:p>
+    <w:p>
+      <w:pPr>
+        <w:pStyle w:val="Heading2"/>
+        <w:jc w:val="right"/>
+        <w:bidi/>
+      </w:pPr>
+      <w:r>
+        <w:t>[نص الضبط / الحكم — المتن الفعلي] ===</w:t>
         <w:br/>
         <w:t>عئاقولا</w:t>
       </w:r>
@@ -189,32 +236,58 @@
     </w:p>
     <w:p>
       <w:pPr>
+        <w:pStyle w:val="Heading2"/>
         <w:jc w:val="right"/>
         <w:bidi/>
       </w:pPr>
       <w:r>
-        <w:rPr>
-          <w:b w:val="0"/>
-          <w:i w:val="0"/>
-        </w:rPr>
-        <w:t>[صفحة 2]</w:t>
+        <w:t>صفحة 2</w:t>
+      </w:r>
+    </w:p>
+    <w:p>
+      <w:pPr>
+        <w:pStyle w:val="Heading2"/>
+        <w:jc w:val="right"/>
+        <w:bidi/>
+      </w:pPr>
+      <w:r>
+        <w:t>[بيانات الأطراف: المدعي / المدعى عليه / الحاضرون] ===</w:t>
         <w:br/>
         <w:t>حصت العربية السعودية صك رقم 54511/.7١الاء‏</w:t>
+      </w:r>
+    </w:p>
+    <w:p>
+      <w:pPr>
+        <w:pStyle w:val="Heading2"/>
+        <w:jc w:val="right"/>
+        <w:bidi/>
+      </w:pPr>
+      <w:r>
+        <w:t>[نص الضبط / الحكم — المتن الفعلي] ===</w:t>
         <w:br/>
         <w:t>سم يبب ل 2س</w:t>
       </w:r>
     </w:p>
     <w:p>
       <w:pPr>
+        <w:pStyle w:val="Heading2"/>
         <w:jc w:val="right"/>
         <w:bidi/>
       </w:pPr>
       <w:r>
-        <w:rPr>
-          <w:b w:val="0"/>
-          <w:i w:val="0"/>
-        </w:rPr>
+        <w:t>[ترويسة / كليشة وزارة العدل — معلومات رسمية متكررة] ===</w:t>
+        <w:br/>
         <w:t>محكمة التنفيذ بمحافظة جدة رقم الصفحة: ‎١‏ ا</w:t>
+      </w:r>
+    </w:p>
+    <w:p>
+      <w:pPr>
+        <w:pStyle w:val="Heading2"/>
+        <w:jc w:val="right"/>
+        <w:bidi/>
+      </w:pPr>
+      <w:r>
+        <w:t>[نص الضبط / الحكم — المتن الفعلي] ===</w:t>
         <w:br/>
         <w:t>دائرة التنفيذ الثانية | تاريغ الصك: ‎١440/4/1‏ لنطة فا</w:t>
         <w:br/>
@@ -287,32 +360,58 @@
     </w:p>
     <w:p>
       <w:pPr>
+        <w:pStyle w:val="Heading2"/>
         <w:jc w:val="right"/>
         <w:bidi/>
       </w:pPr>
       <w:r>
-        <w:rPr>
-          <w:b w:val="0"/>
-          <w:i w:val="0"/>
-        </w:rPr>
-        <w:t>[صفحة 3]</w:t>
+        <w:t>صفحة 3</w:t>
+      </w:r>
+    </w:p>
+    <w:p>
+      <w:pPr>
+        <w:pStyle w:val="Heading2"/>
+        <w:jc w:val="right"/>
+        <w:bidi/>
+      </w:pPr>
+      <w:r>
+        <w:t>[بيانات الأطراف: المدعي / المدعى عليه / الحاضرون] ===</w:t>
         <w:br/>
         <w:t>حصت العربية السعودية صك رقم 54511/.7١الاء‏</w:t>
       </w:r>
     </w:p>
     <w:p>
       <w:pPr>
+        <w:pStyle w:val="Heading2"/>
         <w:jc w:val="right"/>
         <w:bidi/>
       </w:pPr>
       <w:r>
-        <w:rPr>
-          <w:b w:val="0"/>
-          <w:i w:val="0"/>
-        </w:rPr>
+        <w:t>[نص الضبط / الحكم — المتن الفعلي] ===</w:t>
+        <w:br/>
         <w:t>اس ىت ماس سس جح لق 2</w:t>
+      </w:r>
+    </w:p>
+    <w:p>
+      <w:pPr>
+        <w:pStyle w:val="Heading2"/>
+        <w:jc w:val="right"/>
+        <w:bidi/>
+      </w:pPr>
+      <w:r>
+        <w:t>[ترويسة / كليشة وزارة العدل — معلومات رسمية متكررة] ===</w:t>
         <w:br/>
         <w:t>محكمة التنفيذ بمحافظة جدة رقم الصفحة: " ا</w:t>
+      </w:r>
+    </w:p>
+    <w:p>
+      <w:pPr>
+        <w:pStyle w:val="Heading2"/>
+        <w:jc w:val="right"/>
+        <w:bidi/>
+      </w:pPr>
+      <w:r>
+        <w:t>[نص الضبط / الحكم — المتن الفعلي] ===</w:t>
         <w:br/>
         <w:t>دائرة التنفيذ الثانية | تاريغ الصك: ‎١440/4/1‏ لنطة فا</w:t>
         <w:br/>
@@ -377,15 +476,22 @@
     </w:p>
     <w:p>
       <w:pPr>
+        <w:pStyle w:val="Heading2"/>
         <w:jc w:val="right"/>
         <w:bidi/>
       </w:pPr>
       <w:r>
-        <w:rPr>
-          <w:b w:val="0"/>
-          <w:i w:val="0"/>
-        </w:rPr>
-        <w:t>[صفحة 4]</w:t>
+        <w:t>صفحة 4</w:t>
+      </w:r>
+    </w:p>
+    <w:p>
+      <w:pPr>
+        <w:pStyle w:val="Heading2"/>
+        <w:jc w:val="right"/>
+        <w:bidi/>
+      </w:pPr>
+      <w:r>
+        <w:t>[نص الضبط / الحكم — المتن الفعلي] ===</w:t>
         <w:br/>
         <w:t>2</w:t>
       </w:r>
@@ -427,10 +533,30 @@
           <w:i w:val="0"/>
         </w:rPr>
         <w:t>اسح حيبي لس</w:t>
+      </w:r>
+    </w:p>
+    <w:p>
+      <w:pPr>
+        <w:pStyle w:val="Heading2"/>
+        <w:jc w:val="right"/>
+        <w:bidi/>
+      </w:pPr>
+      <w:r>
+        <w:t>[ترويسة / كليشة وزارة العدل — معلومات رسمية متكررة] ===</w:t>
         <w:br/>
         <w:t>محكمة التنفيذ بمحافظة جدة رقم الصفحة: ‏ 4 0 1</w:t>
         <w:br/>
         <w:t>دائرة التنفيذ الثانية تاريخ الصك: ‎١451/.4/١١‏ لنطة لها</w:t>
+      </w:r>
+    </w:p>
+    <w:p>
+      <w:pPr>
+        <w:pStyle w:val="Heading2"/>
+        <w:jc w:val="right"/>
+        <w:bidi/>
+      </w:pPr>
+      <w:r>
+        <w:t>[نص الضبط / الحكم — المتن الفعلي] ===</w:t>
         <w:br/>
         <w:t>"توجه المحكمة اليمين المتممة للمدعي إذا قدم دليلاً ناقصاً في الحقوق المالية. فإن حلف حُكم له". ينضاف</w:t>
         <w:br/>
@@ -480,27 +606,74 @@
     </w:p>
     <w:p>
       <w:pPr>
+        <w:pStyle w:val="Heading2"/>
         <w:jc w:val="right"/>
         <w:bidi/>
       </w:pPr>
       <w:r>
-        <w:rPr>
-          <w:b w:val="0"/>
-          <w:i w:val="0"/>
-        </w:rPr>
-        <w:t>[صفحة 5]</w:t>
+        <w:t>صفحة 5</w:t>
+      </w:r>
+    </w:p>
+    <w:p>
+      <w:pPr>
+        <w:pStyle w:val="Heading2"/>
+        <w:jc w:val="right"/>
+        <w:bidi/>
+      </w:pPr>
+      <w:r>
+        <w:t>[نص الضبط / الحكم — المتن الفعلي] ===</w:t>
         <w:br/>
         <w:t>ةيدوعسلا ةيبرعلا ةكلمملا</w:t>
+      </w:r>
+    </w:p>
+    <w:p>
+      <w:pPr>
+        <w:pStyle w:val="Heading2"/>
+        <w:jc w:val="right"/>
+        <w:bidi/>
+      </w:pPr>
+      <w:r>
+        <w:t>[ترويسة / كليشة وزارة العدل — معلومات رسمية متكررة] ===</w:t>
         <w:br/>
         <w:t>ها وزارة العدل صك رقم 914511/.7/اء</w:t>
+      </w:r>
+    </w:p>
+    <w:p>
+      <w:pPr>
+        <w:pStyle w:val="Heading2"/>
+        <w:jc w:val="right"/>
+        <w:bidi/>
+      </w:pPr>
+      <w:r>
+        <w:t>[نص الضبط / الحكم — المتن الفعلي] ===</w:t>
         <w:br/>
         <w:t>لاسر -</w:t>
         <w:br/>
         <w:t>ارييس حت سس ييييييييييييييييييييييييييييييييييييييييييييييييييييييييييييييييييييييييييييييجيججججججمي 01 جد</w:t>
+      </w:r>
+    </w:p>
+    <w:p>
+      <w:pPr>
+        <w:pStyle w:val="Heading2"/>
+        <w:jc w:val="right"/>
+        <w:bidi/>
+      </w:pPr>
+      <w:r>
+        <w:t>[ترويسة / كليشة وزارة العدل — معلومات رسمية متكررة] ===</w:t>
         <w:br/>
         <w:t>محكمة التنفيذ بمحافظة جدة رقم الصفحة: هم مضنا</w:t>
         <w:br/>
         <w:t>دائرة التنفيذ الثانية تاريخ الصك: ‎١441/.5/١‏ - |9</w:t>
+      </w:r>
+    </w:p>
+    <w:p>
+      <w:pPr>
+        <w:pStyle w:val="Heading2"/>
+        <w:jc w:val="right"/>
+        <w:bidi/>
+      </w:pPr>
+      <w:r>
+        <w:t>[نص الضبط / الحكم — المتن الفعلي] ===</w:t>
         <w:br/>
         <w:t>ةيئاضقلا ةرئادلا سيئر</w:t>
         <w:br/>

--- a/zaini_case_audit_output/outputs/word/documents/056_حكم نهائي بإبراء ذمة الشيخ من تنفيذ عاتقة ـ 13-04-1447.docx
+++ b/zaini_case_audit_output/outputs/word/documents/056_حكم نهائي بإبراء ذمة الشيخ من تنفيذ عاتقة ـ 13-04-1447.docx
@@ -92,27 +92,25 @@
     </w:p>
     <w:p>
       <w:pPr>
+        <w:pStyle w:val="Heading2"/>
         <w:jc w:val="right"/>
         <w:bidi/>
       </w:pPr>
       <w:r>
-        <w:rPr>
-          <w:b w:val="0"/>
-          <w:i w:val="0"/>
-        </w:rPr>
-        <w:t>1 ةيدوعسلا ةيبرعلا ةكلمملا كلا</w:t>
+        <w:t>[بيانات الأطراف: المدعي / المدعى عليه / الحاضرون] ===</w:t>
+        <w:br/>
+        <w:t>الك المملكة العربية السعودية 1</w:t>
       </w:r>
     </w:p>
     <w:p>
       <w:pPr>
+        <w:pStyle w:val="Heading2"/>
         <w:jc w:val="right"/>
         <w:bidi/>
       </w:pPr>
       <w:r>
-        <w:rPr>
-          <w:b w:val="0"/>
-          <w:i w:val="0"/>
-        </w:rPr>
+        <w:t>[نص الضبط / الحكم — المتن الفعلي] ===</w:t>
+        <w:br/>
         <w:t>0</w:t>
       </w:r>
     </w:p>
@@ -156,7 +154,7 @@
         <w:br/>
         <w:t>قلدى دائرة التنفيذ الثانية وبناء على القكبية رقم ١812551١/الا2‏ وتاريخ 5/.8./ا55١‏ ه</w:t>
         <w:br/>
-        <w:t>سل ا سس ظل ةيضقلا قارطأ ل</w:t>
+        <w:t>ل أطراق القضية لظ سس ا لس</w:t>
       </w:r>
     </w:p>
     <w:p>
@@ -498,27 +496,25 @@
     </w:p>
     <w:p>
       <w:pPr>
+        <w:pStyle w:val="Heading2"/>
         <w:jc w:val="right"/>
         <w:bidi/>
       </w:pPr>
       <w:r>
-        <w:rPr>
-          <w:b w:val="0"/>
-          <w:i w:val="0"/>
-        </w:rPr>
-        <w:t>1 ةيدوعسلا ةيبرعلا ةكلمملا كلا</w:t>
+        <w:t>[بيانات الأطراف: المدعي / المدعى عليه / الحاضرون] ===</w:t>
+        <w:br/>
+        <w:t>الك المملكة العربية السعودية 1</w:t>
       </w:r>
     </w:p>
     <w:p>
       <w:pPr>
+        <w:pStyle w:val="Heading2"/>
         <w:jc w:val="right"/>
         <w:bidi/>
       </w:pPr>
       <w:r>
-        <w:rPr>
-          <w:b w:val="0"/>
-          <w:i w:val="0"/>
-        </w:rPr>
+        <w:t>[نص الضبط / الحكم — المتن الفعلي] ===</w:t>
+        <w:br/>
         <w:t>0</w:t>
       </w:r>
     </w:p>
@@ -621,9 +617,9 @@
         <w:bidi/>
       </w:pPr>
       <w:r>
-        <w:t>[نص الضبط / الحكم — المتن الفعلي] ===</w:t>
+        <w:t>[بيانات الأطراف: المدعي / المدعى عليه / الحاضرون] ===</w:t>
         <w:br/>
-        <w:t>ةيدوعسلا ةيبرعلا ةكلمملا</w:t>
+        <w:t>المملكة العربية السعودية</w:t>
       </w:r>
     </w:p>
     <w:p>

--- a/zaini_case_audit_output/outputs/word/documents/056_حكم نهائي بإبراء ذمة الشيخ من تنفيذ عاتقة ـ 13-04-1447.docx
+++ b/zaini_case_audit_output/outputs/word/documents/056_حكم نهائي بإبراء ذمة الشيخ من تنفيذ عاتقة ـ 13-04-1447.docx
@@ -85,7 +85,7 @@
         <w:bidi/>
       </w:pPr>
       <w:r>
-        <w:t>[نص الضبط / الحكم — المتن الفعلي] ===</w:t>
+        <w:t>[المتن الفعلي: الوقائع / الأسباب / المنطوق] ===</w:t>
         <w:br/>
         <w:t>2</w:t>
       </w:r>
@@ -109,7 +109,7 @@
         <w:bidi/>
       </w:pPr>
       <w:r>
-        <w:t>[نص الضبط / الحكم — المتن الفعلي] ===</w:t>
+        <w:t>[المتن الفعلي: الوقائع / الأسباب / المنطوق] ===</w:t>
         <w:br/>
         <w:t>0</w:t>
       </w:r>
@@ -134,7 +134,7 @@
         <w:bidi/>
       </w:pPr>
       <w:r>
-        <w:t>[ترويسة / كليشة وزارة العدل — معلومات رسمية متكررة] ===</w:t>
+        <w:t>[ترويسة / كليشة رسمية — معلومات متكررة] ===</w:t>
         <w:br/>
         <w:t>محكمة التنفيذ بمحافظة جدة رقم الصفحة: ‎١‏ ا</w:t>
         <w:br/>
@@ -148,7 +148,7 @@
         <w:bidi/>
       </w:pPr>
       <w:r>
-        <w:t>[نص الضبط / الحكم — المتن الفعلي] ===</w:t>
+        <w:t>[المتن الفعلي: الوقائع / الأسباب / المنطوق] ===</w:t>
         <w:br/>
         <w:t>الحمد لله والصلاة والسلام على رسول الله أما يعد:</w:t>
         <w:br/>
@@ -178,26 +178,55 @@
         <w:bidi/>
       </w:pPr>
       <w:r>
-        <w:t>[نص الضبط / الحكم — المتن الفعلي] ===</w:t>
+        <w:t>[المتن الفعلي: الوقائع / الأسباب / المنطوق] ===</w:t>
         <w:br/>
         <w:t>عئاقولا</w:t>
       </w:r>
     </w:p>
     <w:p>
       <w:pPr>
+        <w:pStyle w:val="Heading2"/>
         <w:jc w:val="right"/>
         <w:bidi/>
       </w:pPr>
       <w:r>
-        <w:rPr>
-          <w:b w:val="0"/>
-          <w:i w:val="0"/>
-        </w:rPr>
+        <w:t>[المُرسَل إليه / المخاطَب والتحية] ===</w:t>
+        <w:br/>
         <w:t>لدي أنا سليمان بن إبراهيم المطرودي رئيس دائرة التنفيذ الثانية بمحكمة التنفيذ بجدة بموجب قرار فضيلة</w:t>
+      </w:r>
+    </w:p>
+    <w:p>
+      <w:pPr>
+        <w:pStyle w:val="Heading2"/>
+        <w:jc w:val="right"/>
+        <w:bidi/>
+      </w:pPr>
+      <w:r>
+        <w:t>[المتن الفعلي: الوقائع / الأسباب / المنطوق] ===</w:t>
         <w:br/>
         <w:t>رئيس المحكمة رقم (23 / 47) وتاريخ 08 / 01 / 1447ه.ء افتتحت الجلسة بتمام الساعة (10:30)ص بناء</w:t>
+      </w:r>
+    </w:p>
+    <w:p>
+      <w:pPr>
+        <w:pStyle w:val="Heading2"/>
+        <w:jc w:val="right"/>
+        <w:bidi/>
+      </w:pPr>
+      <w:r>
+        <w:t>[المُرسَل إليه / المخاطَب والتحية] ===</w:t>
         <w:br/>
         <w:t>على تعميم معالي وزير العدل رقم 13 / ت / 8135 وتاريخ 05 / 10 / 1441ه والمتضمن الموافقة على إطلاق</w:t>
+      </w:r>
+    </w:p>
+    <w:p>
+      <w:pPr>
+        <w:pStyle w:val="Heading2"/>
+        <w:jc w:val="right"/>
+        <w:bidi/>
+      </w:pPr>
+      <w:r>
+        <w:t>[المتن الفعلي: الوقائع / الأسباب / المنطوق] ===</w:t>
         <w:br/>
         <w:t>المرخص/عبد اللّه محمد علي كومان المثبتة هويته بعاليه. بصفته وكيلاءً عن المدعي بموجب الوكالة رقم</w:t>
         <w:br/>
@@ -226,8 +255,28 @@
         <w:t>المادة (4؟) رقم (2.8.5526.7792491/7) بتاريخ ‎5245/٠5/8‏ ١ههء‏ ولم يصدر قرار المادة (57): وقد أبرأتني</w:t>
         <w:br/>
         <w:t>المدعى عليها بعد صدور السند التنفيذي سند براءة ذمة مالية من مبلغ وقدره (..601,519,لا؟) سبعة</w:t>
+      </w:r>
+    </w:p>
+    <w:p>
+      <w:pPr>
+        <w:pStyle w:val="Heading2"/>
+        <w:jc w:val="right"/>
+        <w:bidi/>
+      </w:pPr>
+      <w:r>
+        <w:t>[الطلبات / المرفقات] ===</w:t>
         <w:br/>
         <w:t>وعشرون مليونًا وست مئة وواحد وخمسون ألما ومئتان وتسعة عشر # بتاريخ 6ه لذا أطلب</w:t>
+      </w:r>
+    </w:p>
+    <w:p>
+      <w:pPr>
+        <w:pStyle w:val="Heading2"/>
+        <w:jc w:val="right"/>
+        <w:bidi/>
+      </w:pPr>
+      <w:r>
+        <w:t>[المتن الفعلي: الوقائع / الأسباب / المنطوق] ===</w:t>
         <w:br/>
         <w:t>إثبات الإبراءء هذه دعواي.. هكذا إدعى. وبالاطلاع علي الطلب التنفيذي محل الدعوى والمقيد برقم</w:t>
       </w:r>
@@ -261,7 +310,7 @@
         <w:bidi/>
       </w:pPr>
       <w:r>
-        <w:t>[نص الضبط / الحكم — المتن الفعلي] ===</w:t>
+        <w:t>[المتن الفعلي: الوقائع / الأسباب / المنطوق] ===</w:t>
         <w:br/>
         <w:t>سم يبب ل 2س</w:t>
       </w:r>
@@ -273,7 +322,7 @@
         <w:bidi/>
       </w:pPr>
       <w:r>
-        <w:t>[ترويسة / كليشة وزارة العدل — معلومات رسمية متكررة] ===</w:t>
+        <w:t>[ترويسة / كليشة رسمية — معلومات متكررة] ===</w:t>
         <w:br/>
         <w:t>محكمة التنفيذ بمحافظة جدة رقم الصفحة: ‎١‏ ا</w:t>
       </w:r>
@@ -285,7 +334,7 @@
         <w:bidi/>
       </w:pPr>
       <w:r>
-        <w:t>[نص الضبط / الحكم — المتن الفعلي] ===</w:t>
+        <w:t>[المتن الفعلي: الوقائع / الأسباب / المنطوق] ===</w:t>
         <w:br/>
         <w:t>دائرة التنفيذ الثانية | تاريغ الصك: ‎١440/4/1‏ لنطة فا</w:t>
         <w:br/>
@@ -312,8 +361,28 @@
         <w:t>لحضور الجلسة القادمة في حال طلبت الدائرة منه ذلك. فهم ذلك واستعد بموجبه. وعليه رفعت الجلسة</w:t>
         <w:br/>
         <w:t>وأغلقت بتمام الساعة (55 : 10)صء وباللّه التوفيق. وفي جلسة أخرى. وفها: لدي أنا سليمان بن إبراهيم</w:t>
+      </w:r>
+    </w:p>
+    <w:p>
+      <w:pPr>
+        <w:pStyle w:val="Heading2"/>
+        <w:jc w:val="right"/>
+        <w:bidi/>
+      </w:pPr>
+      <w:r>
+        <w:t>[المُرسَل إليه / المخاطَب والتحية] ===</w:t>
         <w:br/>
         <w:t>المطرودي رئيس دائرة التنفيذ الثانية بمحكمة التنفيذ بجدة بموجب قرار فضيلة رئيس المحكمة رقم (23 /</w:t>
+      </w:r>
+    </w:p>
+    <w:p>
+      <w:pPr>
+        <w:pStyle w:val="Heading2"/>
+        <w:jc w:val="right"/>
+        <w:bidi/>
+      </w:pPr>
+      <w:r>
+        <w:t>[المتن الفعلي: الوقائع / الأسباب / المنطوق] ===</w:t>
         <w:br/>
         <w:t>7) وتاريخ 08 /01 / 1447هء افتتحت الجلسة بتمام الساعة (11:50)ص بناء على تعميم معالي وزير</w:t>
         <w:br/>
@@ -328,8 +397,28 @@
         <w:t>التبليغ الإلكترونية رقم (304620836) والمتضمنة "تم التبليغ". لذا قررت الدائرة سماع الدعوى في حقها</w:t>
         <w:br/>
         <w:t>حضورياً استناداً للفقرة (؟) من المادة (01) من نظام المرافعات الشرعية ولائحته التنفيذية,. وحيث جرى</w:t>
+      </w:r>
+    </w:p>
+    <w:p>
+      <w:pPr>
+        <w:pStyle w:val="Heading2"/>
+        <w:jc w:val="right"/>
+        <w:bidi/>
+      </w:pPr>
+      <w:r>
+        <w:t>[الطلبات / المرفقات] ===</w:t>
         <w:br/>
         <w:t>الاطلاع على ما أرفقه المدعي في مرفقات المعاملة من سند براءة ذمة المالية والمتضمن ما نصه:"سند براءة ذمة</w:t>
+      </w:r>
+    </w:p>
+    <w:p>
+      <w:pPr>
+        <w:pStyle w:val="Heading2"/>
+        <w:jc w:val="right"/>
+        <w:bidi/>
+      </w:pPr>
+      <w:r>
+        <w:t>[المتن الفعلي: الوقائع / الأسباب / المنطوق] ===</w:t>
         <w:br/>
         <w:t>مالية بتاريخ اليوم الأربعاء 25/08/1445ه الموافق 06/03/2024م أقر أنا السيدة/ عاتقة محمد يحيى</w:t>
         <w:br/>
@@ -385,7 +474,7 @@
         <w:bidi/>
       </w:pPr>
       <w:r>
-        <w:t>[نص الضبط / الحكم — المتن الفعلي] ===</w:t>
+        <w:t>[المتن الفعلي: الوقائع / الأسباب / المنطوق] ===</w:t>
         <w:br/>
         <w:t>اس ىت ماس سس جح لق 2</w:t>
       </w:r>
@@ -397,7 +486,7 @@
         <w:bidi/>
       </w:pPr>
       <w:r>
-        <w:t>[ترويسة / كليشة وزارة العدل — معلومات رسمية متكررة] ===</w:t>
+        <w:t>[ترويسة / كليشة رسمية — معلومات متكررة] ===</w:t>
         <w:br/>
         <w:t>محكمة التنفيذ بمحافظة جدة رقم الصفحة: " ا</w:t>
       </w:r>
@@ -409,7 +498,7 @@
         <w:bidi/>
       </w:pPr>
       <w:r>
-        <w:t>[نص الضبط / الحكم — المتن الفعلي] ===</w:t>
+        <w:t>[المتن الفعلي: الوقائع / الأسباب / المنطوق] ===</w:t>
         <w:br/>
         <w:t>دائرة التنفيذ الثانية | تاريغ الصك: ‎١440/4/1‏ لنطة فا</w:t>
         <w:br/>
@@ -489,7 +578,7 @@
         <w:bidi/>
       </w:pPr>
       <w:r>
-        <w:t>[نص الضبط / الحكم — المتن الفعلي] ===</w:t>
+        <w:t>[المتن الفعلي: الوقائع / الأسباب / المنطوق] ===</w:t>
         <w:br/>
         <w:t>2</w:t>
       </w:r>
@@ -513,7 +602,7 @@
         <w:bidi/>
       </w:pPr>
       <w:r>
-        <w:t>[نص الضبط / الحكم — المتن الفعلي] ===</w:t>
+        <w:t>[المتن الفعلي: الوقائع / الأسباب / المنطوق] ===</w:t>
         <w:br/>
         <w:t>0</w:t>
       </w:r>
@@ -538,7 +627,7 @@
         <w:bidi/>
       </w:pPr>
       <w:r>
-        <w:t>[ترويسة / كليشة وزارة العدل — معلومات رسمية متكررة] ===</w:t>
+        <w:t>[ترويسة / كليشة رسمية — معلومات متكررة] ===</w:t>
         <w:br/>
         <w:t>محكمة التنفيذ بمحافظة جدة رقم الصفحة: ‏ 4 0 1</w:t>
         <w:br/>
@@ -552,7 +641,7 @@
         <w:bidi/>
       </w:pPr>
       <w:r>
-        <w:t>[نص الضبط / الحكم — المتن الفعلي] ===</w:t>
+        <w:t>[المتن الفعلي: الوقائع / الأسباب / المنطوق] ===</w:t>
         <w:br/>
         <w:t>"توجه المحكمة اليمين المتممة للمدعي إذا قدم دليلاً ناقصاً في الحقوق المالية. فإن حلف حُكم له". ينضاف</w:t>
         <w:br/>
@@ -629,7 +718,7 @@
         <w:bidi/>
       </w:pPr>
       <w:r>
-        <w:t>[ترويسة / كليشة وزارة العدل — معلومات رسمية متكررة] ===</w:t>
+        <w:t>[ترويسة / كليشة رسمية — معلومات متكررة] ===</w:t>
         <w:br/>
         <w:t>ها وزارة العدل صك رقم 914511/.7/اء</w:t>
       </w:r>
@@ -641,7 +730,7 @@
         <w:bidi/>
       </w:pPr>
       <w:r>
-        <w:t>[نص الضبط / الحكم — المتن الفعلي] ===</w:t>
+        <w:t>[المتن الفعلي: الوقائع / الأسباب / المنطوق] ===</w:t>
         <w:br/>
         <w:t>لاسر -</w:t>
         <w:br/>
@@ -655,7 +744,7 @@
         <w:bidi/>
       </w:pPr>
       <w:r>
-        <w:t>[ترويسة / كليشة وزارة العدل — معلومات رسمية متكررة] ===</w:t>
+        <w:t>[ترويسة / كليشة رسمية — معلومات متكررة] ===</w:t>
         <w:br/>
         <w:t>محكمة التنفيذ بمحافظة جدة رقم الصفحة: هم مضنا</w:t>
         <w:br/>
@@ -669,9 +758,19 @@
         <w:bidi/>
       </w:pPr>
       <w:r>
-        <w:t>[نص الضبط / الحكم — المتن الفعلي] ===</w:t>
+        <w:t>[المُرسَل إليه / المخاطَب والتحية] ===</w:t>
         <w:br/>
-        <w:t>ةيئاضقلا ةرئادلا سيئر</w:t>
+        <w:t>رئيس الدائرة القضائية</w:t>
+      </w:r>
+    </w:p>
+    <w:p>
+      <w:pPr>
+        <w:pStyle w:val="Heading2"/>
+        <w:jc w:val="right"/>
+        <w:bidi/>
+      </w:pPr>
+      <w:r>
+        <w:t>[المتن الفعلي: الوقائع / الأسباب / المنطوق] ===</w:t>
         <w:br/>
         <w:t>سليمان ابراهيم سليمان المطرودي</w:t>
         <w:br/>

--- a/zaini_case_audit_output/outputs/word/documents/056_حكم نهائي بإبراء ذمة الشيخ من تنفيذ عاتقة ـ 13-04-1447.docx
+++ b/zaini_case_audit_output/outputs/word/documents/056_حكم نهائي بإبراء ذمة الشيخ من تنفيذ عاتقة ـ 13-04-1447.docx
@@ -51,20 +51,6 @@
           <w:i/>
         </w:rPr>
         <w:t>[مخرج آلي / Script Output - سماوي]  [مخرج آلي يحتاج مراجعة بشرية - وردي]</w:t>
-      </w:r>
-    </w:p>
-    <w:p>
-      <w:pPr>
-        <w:jc w:val="right"/>
-        <w:bidi/>
-      </w:pPr>
-      <w:r>
-        <w:rPr>
-          <w:b w:val="0"/>
-          <w:i/>
-          <w:color w:val="C00000"/>
-        </w:rPr>
-        <w:t>[نص ممسوح OCR صُحِّح ترتيبه آلياً — قد يحتوي أخطاء طفيفة]</w:t>
       </w:r>
     </w:p>
     <w:p/>
@@ -180,7 +166,7 @@
       <w:r>
         <w:t>[المتن الفعلي: الوقائع / الأسباب / المنطوق] ===</w:t>
         <w:br/>
-        <w:t>عئاقولا</w:t>
+        <w:t>الوقائع</w:t>
       </w:r>
     </w:p>
     <w:p>
@@ -340,19 +326,19 @@
         <w:br/>
         <w:t>(725.172310١0٠١)وتاريخ‏ 08 /04 / 1445هوالمقدم من قبل المدعى عللبها ضد المدعي. والمتضمن</w:t>
         <w:br/>
-        <w:t>:ًالئاق باجأف .هاوعد ةحص ىلع هتنيب ةلاكو يعدملا لاؤسيبو :(46 ذيفنت ديق) بلطلا ةلاحو ءه.أ"":قحلا فصو</w:t>
+        <w:t>وصف الحق:""أ.هء وحالة الطلب (قيد تنفيذ 46): وبيسؤال المدعي وكالة بينته على صحة دعواه. فأجاب قائلاً:</w:t>
         <w:br/>
         <w:t>سند براء ذمة المالية المرفق في المعاملة. هكذا أجاب. وبالاطلاع على ما أرفقه المدعي في المعاملة من سند براءة</w:t>
         <w:br/>
         <w:t>ذمة المالية والمتضمن ما نصه:" طلب تنفيذ بشأن مطالبة مالية والمبلغ المطلوب تنفيذه (27651219)"أ.ه</w:t>
         <w:br/>
-        <w:t>هلكوم رخأت ببس نع ةلاكو يعدملا لاؤسبو .نيدهاش عيقوتب ليذ امك .دنسلا يف ءاج امب رقملا ةمصبب ليذملا</w:t>
+        <w:t>المذيل ببصمة المقر بما جاء في السند. كما ذيل بتوقيع شاهدين. وبسؤال المدعي وكالة عن سبب تأخر موكله</w:t>
         <w:br/>
         <w:t>بالتقديم بهذه المنازعة حيث أن السند حرر بتاريخ 25 / 08 / 1445هء. فأجاب قائلا ل أعلم تحديداً وأطلب</w:t>
         <w:br/>
-        <w:t>هباوج راضحإ هيلعو لابمإلا هبلط ضفرت ةرئادلا نأب هماهفإ يرجف .باجأ اذكه .هلاؤسو يلكومل عوجرلل ةلهم</w:t>
+        <w:t>مهلة للرجوع لموكلي وسؤاله. هكذا أجاب. فجري إفهامه بأن الدائرة ترفض طلبه الإمبال وعليه إحضار جوابه</w:t>
         <w:br/>
-        <w:t>درلا متي ملو يلكوم عم لصاوتلا ىرج :ًالئاق ةلاكو يعدملا فدرأ مث .هبجومب دعتساو كلذ:مهفف ,ةسلجلا ءانثأ</w:t>
+        <w:t>أثناء الجلسة, ففهم:ذلك واستعد بموجبه. ثم أردف المدعي وكالة قائلاً: جرى التواصل مع موكلي ولم يتم الرد</w:t>
         <w:br/>
         <w:t>نظراً لكونه كبير في السن وينام:في هذا الوقت. هكذا أجاب. فقد أجابته الدائرة لطلبه. وجرى إفهام المدعي</w:t>
         <w:br/>
@@ -388,9 +374,9 @@
         <w:br/>
         <w:t>العدل رقم 13 / ت / 8135 وتاريخ 05 / 10 / 1441ه والمتضمن الموافقة على إطلاق خدمة التقاضي عن بعد</w:t>
         <w:br/>
-        <w:t>هتيوه ةتبثملا ينيز سابع نب دمحا نب هماسأ/يعدملا رضح اهفو .ةمدخلل يئارجإلا ليلدبلا ىلع ةقفاوملاو</w:t>
+        <w:t>والموافقة على البدليل الإجرائي للخدمة. وفها حضر المدعي/أسامه بن احمد بن عباس زيني المثبتة هويته</w:t>
         <w:br/>
-        <w:t>ةنودملا هيلاعب هتيوه ةتبثملا ناموك يلع دمحم هللا دبع/صخرملا يماحملا ةلاكو يعدملا رضح اهفو .هيلاعب</w:t>
+        <w:t>بعاليه. وفها حضر المدعي وكالة المحامي المرخص/عبد الله محمد علي كومان المثبتة هويته بعاليه المدونة</w:t>
         <w:br/>
         <w:t>وكالته مسبقاً. ولم يحضر المداعى عليه ولا. من ينوب عنه ولم يتقدم بعذر تقبله المحكمة وقد وردت مهمة</w:t>
         <w:br/>
@@ -426,7 +412,7 @@
         <w:br/>
         <w:t>لولدي السيد / أسامة أحمد عباس زيني . هوية وطنية رقم (1008017301). من أي حقوق أو التزامات مالية</w:t>
         <w:br/>
-        <w:t>اهبف رداصلاو (42824717) مقر ىوعدلا يف يحلاصل هب موكحملا غلبملا ؛صوصخلا هجو ىلعو .ةيلام غلابم وأ</w:t>
+        <w:t>أو مبالغ مالية. وعلى وجه الخصوص؛ المبلغ المحكوم به لصالحي في الدعوى رقم (42824717) والصادر فبها</w:t>
         <w:br/>
         <w:t>صك الحكم مكتسب القطعية من الدائرة الثانية بمحكمة الاستئناف التجارية رقم(4530241622) وتاريخ</w:t>
         <w:br/>
@@ -442,7 +428,7 @@
         <w:br/>
         <w:t>السند. وهذا إقرار مني بذلك . وعلى استعداد للمثول أمام محكمة التنفيذ للإإقرار والتصريح بهذا الإبراء.</w:t>
         <w:br/>
-        <w:t>امب رقملا ةمصب م06/03/2024 قفاوملا ه25/08/1445 : خيراتب ررح .نيدهاشلا ريخ هّللاو .دهشي نمل تنذأو</w:t>
+        <w:t>وأذنت لمن يشهد. واللّه خير الشاهدين. حرر بتاريخ : 25/08/1445ه الموافق 06/03/2024م بصمة المقر بما</w:t>
       </w:r>
     </w:p>
     <w:p>
@@ -510,13 +496,13 @@
         <w:br/>
         <w:t>ويما أن اليمين تشرع في جانب أقوى المتداعيين وفقاً لما تضمنته المادة (17) من نظام الإثبات التالي نصها: "</w:t>
         <w:br/>
-        <w:t>يلاتلا ةغيصلاب نيميلا ءادأل دعتسم تنأ له يعدملا لاؤس ىرج دقف ." نييعادتملا ىوقأ بناج يف نيميلا نوكت</w:t>
+        <w:t>تكون اليمين في جانب أقوى المتداعيين ". فقد جرى سؤال المدعي هل أنت مستعد لأداء اليمين بالصيغة التالي</w:t>
         <w:br/>
         <w:t>: "والله العظيم أن المدعى علها قد أبرأتني من الطلب التنفيذي محل الدعوى بمبلغ قدره (717.101519)</w:t>
         <w:br/>
         <w:t>سبعة وعشرٌون مليوناً وستمائة وواحد وخمسون ألفا ومئتان وتسعة عشر ريالا. سعوديا وأن ما ورد في سند</w:t>
         <w:br/>
-        <w:t>ةبغم نم هللاب هفيوخت ىرج هيلعو .باجأ اذكه .دعتسم معن الئاق باجأف "ميظعلا هّللاو حيحص هلك ءاربإلا</w:t>
+        <w:t>الإبراء كله صحيح واللّه العظيم" فأجاب قائلا نعم مستعد. هكذا أجاب. وعليه جرى تخويفه بالله من مغبة</w:t>
         <w:br/>
         <w:t>اليمين الكاذبة وأن من حلف بالله كاذباً لقي الله وهو عليه غضبان. ففهمت ذلك. ثم حلف: "والله العظيم أن</w:t>
         <w:br/>
@@ -524,7 +510,7 @@
         <w:br/>
         <w:t>وستمائة وواحد وخمسون ألفا ومئتان وتسعة غشر ربالا. سعوديا وأن ما ورد في سند الإبراء كله صحيح واللّه</w:t>
         <w:br/>
-        <w:t>ررقف (؟هفيضت ام كيدل له) ةدح ىلع مهم ًالك.ةلاكو يعدملاو ةلاصأ يعدملا لاؤسبو .فلح اذكه ."ميظعلا</w:t>
+        <w:t>العظيم". هكذا حلف. وبسؤال المدعي أصالة والمدعي وكالة.كلاً مهم على حدة (هل لديك ما تضيفه؟) فقرر</w:t>
         <w:br/>
         <w:t>قائلاً: ليس لدي سوى ما قدمت, هكذا قرر. واستناداً للمادة (69) والمادة (159) من نظام المرافعات الشرعية</w:t>
         <w:br/>
@@ -540,7 +526,7 @@
         <w:br/>
         <w:t>(3) من نظام التنفيذ ولامحته التنفيذية. التي نصت على أن: "إذا دفع المنفذ ضده بالوفاءء أو الإبراء. أو</w:t>
         <w:br/>
-        <w:t>نم يبف يذيفنتلا دنسلا رودص دعب ليجأتلا وأ ,ةلاوحلا وأ -. يذيفنت دنس بجومب - ةصاقملا وأ .حلضلا</w:t>
+        <w:t>الضلح. أو المقاصة - بموجب سند تنفيذي -. أو الحوالة, أو التأجيل بعد صدور السند التنفيذي فبي من</w:t>
         <w:br/>
         <w:t>اختصاص قاضيي التنفيذ." ونظرًا لتقييد طلب التنفيذ برقم (401024501240718) وتاريخ 08 /.04 /</w:t>
         <w:br/>
@@ -548,7 +534,7 @@
         <w:br/>
         <w:t>شكلًا. أما من حيث الموضوع: ونظراً لما قدمه المدعي وكالة من بينات في سبيل إثبات دعواه والمتمثلة في -سند</w:t>
         <w:br/>
-        <w:t>غلبملا نم يعدملا ءاربإب اههلع ىعدملا رارقإ نمضتملا -هيلاعب هنومخم نوذملاو ةلماعملا يف قفرملا ةيلاملا ةمذ ةءارب</w:t>
+        <w:t>براءة ذمة المالية المرفق في المعاملة والمذون مخمونه بعاليه- المتضمن إقرار المدعى علهها بإبراء المدعي من المبلغ</w:t>
         <w:br/>
         <w:t>المحكوم به بموجب السند التنفيذي رقم (441.7517757). والمقدم بشأنه طلب التنفيذ محل الدعوى.</w:t>
         <w:br/>
@@ -647,11 +633,11 @@
         <w:br/>
         <w:t>إلى ذلك أن عدم حضور المدعى عللها يسقط مغه حقها في الدفاع والرد على وفق ما تضمنته المادة (15) من</w:t>
         <w:br/>
-        <w:t>فلك ام مدقي مل وأ عنتما وأ ء.روضحلا نع مصخلا فلخت اذإ" :يلي ام اهصنو تابثإلا ماظنل ةيئارجإلا ةلدألا</w:t>
+        <w:t>الأدلة الإجرائية لنظام الإثبات ونصها ما يلي: "إذا تخلف الخصم عن الحضور.ء أو امتنع أو لم يقدم ما كلف</w:t>
         <w:br/>
         <w:t>به. دون عذر مقبول. فللمحكمة أن تقرر سقوط حقه في تقديم الدليلء أو أي دفع أو طلب متصل به -</w:t>
         <w:br/>
-        <w:t>يعدملل مكحلل ةمكحملا هعم يجيتنت يذلا رمألا ."'ماظنلا هبتر رخآ رثأ يأب لالخإ تود كلذو -.لاوحألا بسحب</w:t>
+        <w:t>بحسب الأحوال-. وذلك دوت إخلال بأي أثر آخر رتبه النظام'". الأمر الذي تنتيجي معه المحكمة للحكم للمدعي</w:t>
         <w:br/>
         <w:t>بطلبه: لذلك كله فقد:</w:t>
         <w:br/>
@@ -678,15 +664,15 @@
           <w:b w:val="0"/>
           <w:i w:val="0"/>
         </w:rPr>
-        <w:t>ةيماظنلا لئاسولا عيمجب مكحلا اذه ذيفنت ىلع لمعلا ىرخألا ةيموكحلا ةزهجألاو تارازولا عيمج نم بلطي</w:t>
+        <w:t>يطلب من جميع الوزارات والأجهزة الحكومية الأخرى العمل على تنفيذ هذا الحكم بجميع الوسائل النظامية</w:t>
         <w:br/>
-        <w:t>ةيربجلا ةوقلا لامعتسا ىلإ ىدأ ولو ةعبتملا</w:t>
+        <w:t>المتبعة ولو أدى إلى استعمال القوة الجبرية</w:t>
         <w:br/>
-        <w:t>ماكحألاو ىواعدلا ةرادإ هل</w:t>
+        <w:t>له إدارة الدعاوى والأحكام</w:t>
         <w:br/>
-        <w:t>ةدملا يضمب ًايئاهن مكحلا حبصأ</w:t>
+        <w:t>أصبح الحكم نهائياً بمضي المدة</w:t>
         <w:br/>
-        <w:t>ماكحألاو ىواعدلا ةرادإ ا</w:t>
+        <w:t>ا إدارة الدعاوى والأحكام</w:t>
       </w:r>
     </w:p>
     <w:p>
